--- a/eva-proyecto/plantillas/DOCUMENTACION_TECNICA_ADICIONAL.docx
+++ b/eva-proyecto/plantillas/DOCUMENTACION_TECNICA_ADICIONAL.docx
@@ -5,70 +5,89 @@
     <w:p/>
     <w:p/>
     <w:p/>
+    <w:p/>
+    <w:p/>
+    <w:p/>
     <w:p>
       <w:pPr>
+        <w:spacing w:after="120"/>
         <w:jc w:val="center"/>
       </w:pPr>
       <w:r>
         <w:rPr>
-          <w:b/>
+          <w:rFonts w:ascii="Calibri" w:hAnsi="Calibri"/>
+          <w:b w:val="0"/>
+          <w:i w:val="0"/>
           <w:color w:val="1D293D"/>
-          <w:sz w:val="28"/>
+          <w:sz w:val="22"/>
         </w:rPr>
         <w:t>HOSPITAL UNIVERSITARIO DEL VALLE</w:t>
       </w:r>
     </w:p>
     <w:p>
       <w:pPr>
+        <w:spacing w:after="120"/>
         <w:jc w:val="center"/>
       </w:pPr>
       <w:r>
         <w:rPr>
-          <w:color w:val="374751"/>
-          <w:sz w:val="22"/>
+          <w:rFonts w:ascii="Calibri" w:hAnsi="Calibri"/>
+          <w:b w:val="0"/>
+          <w:i w:val="0"/>
+          <w:color w:val="1D293D"/>
+          <w:sz w:val="20"/>
         </w:rPr>
-        <w:t>EVA — Sistema de Gestión de Equipos Médicos e Industriales</w:t>
-      </w:r>
-    </w:p>
-    <w:p/>
-    <w:p/>
-    <w:p>
-      <w:pPr>
-        <w:jc w:val="center"/>
-      </w:pPr>
-      <w:r>
-        <w:rPr>
-          <w:b/>
-          <w:color w:val="1D6FBF"/>
-          <w:sz w:val="40"/>
-        </w:rPr>
-        <w:t>DOCUMENTACIÓN TÉCNICA ADICIONAL</w:t>
-      </w:r>
-    </w:p>
-    <w:p>
-      <w:pPr>
-        <w:jc w:val="center"/>
-      </w:pPr>
-      <w:r>
-        <w:rPr>
-          <w:color w:val="374751"/>
-          <w:sz w:val="24"/>
-        </w:rPr>
-        <w:t>Frontend, permisos, flujos internos y convenciones</w:t>
+        <w:t>«Evaristo García» E.S.E.</w:t>
       </w:r>
     </w:p>
     <w:p/>
     <w:p>
       <w:pPr>
+        <w:spacing w:after="120"/>
         <w:jc w:val="center"/>
       </w:pPr>
       <w:r>
         <w:rPr>
-          <w:i/>
-          <w:color w:val="374751"/>
+          <w:rFonts w:ascii="Calibri" w:hAnsi="Calibri"/>
+          <w:b/>
+          <w:i w:val="0"/>
+          <w:color w:val="1D293D"/>
+          <w:sz w:val="44"/>
+        </w:rPr>
+        <w:t>DOCUMENTACIÓN TÉCNICA AVANZADA</w:t>
+      </w:r>
+    </w:p>
+    <w:p>
+      <w:pPr>
+        <w:spacing w:after="120"/>
+        <w:jc w:val="center"/>
+      </w:pPr>
+      <w:r>
+        <w:rPr>
+          <w:rFonts w:ascii="Calibri" w:hAnsi="Calibri"/>
+          <w:b w:val="0"/>
+          <w:i w:val="0"/>
+          <w:color w:val="333333"/>
           <w:sz w:val="20"/>
         </w:rPr>
-        <w:t>Versión 2.0.0  |  Mayo 2026</w:t>
+        <w:t>Sistema EVA — Módulos avanzados, flujos especiales y configuración</w:t>
+      </w:r>
+    </w:p>
+    <w:p/>
+    <w:p>
+      <w:pPr>
+        <w:spacing w:after="120"/>
+        <w:jc w:val="center"/>
+      </w:pPr>
+      <w:r>
+        <w:rPr>
+          <w:rFonts w:ascii="Calibri" w:hAnsi="Calibri"/>
+          <w:b w:val="0"/>
+          <w:i w:val="0"/>
+          <w:color w:val="333333"/>
+          <w:sz w:val="20"/>
+        </w:rPr>
+        <w:t>Versión 2.0.0  ·  Mayo 2026</w:t>
       </w:r>
     </w:p>
     <w:p>
@@ -78,13 +97,62 @@
     </w:p>
     <w:p>
       <w:pPr>
-        <w:pStyle w:val="Heading1"/>
+        <w:spacing w:before="280" w:after="80"/>
       </w:pPr>
       <w:r>
         <w:rPr>
-          <w:color w:val="1D6FBF"/>
+          <w:rFonts w:ascii="Calibri" w:hAnsi="Calibri"/>
+          <w:b/>
+          <w:i w:val="0"/>
+          <w:color w:val="1D293D"/>
+          <w:sz w:val="28"/>
         </w:rPr>
-        <w:t>1. Contextos React (Global State)</w:t>
+        <w:t>1. Introducción</w:t>
+      </w:r>
+    </w:p>
+    <w:p>
+      <w:pPr>
+        <w:spacing w:after="80"/>
+      </w:pPr>
+      <w:r>
+        <w:rPr>
+          <w:rFonts w:ascii="Calibri" w:hAnsi="Calibri"/>
+          <w:b w:val="0"/>
+          <w:i w:val="0"/>
+          <w:color w:val="333333"/>
+          <w:sz w:val="20"/>
+        </w:rPr>
+        <w:t>Este documento amplía la documentación técnica general del sistema EVA, cubriendo módulos avanzados, flujos especiales, configuraciones complejas y patrones de desarrollo utilizados en el sistema. Está dirigido a desarrolladores, arquitectos de sistemas e ingenieros biomédicos que requieren entender los detalles más profundos de la implementación.</w:t>
+      </w:r>
+    </w:p>
+    <w:p>
+      <w:pPr>
+        <w:spacing w:before="280" w:after="80"/>
+      </w:pPr>
+      <w:r>
+        <w:rPr>
+          <w:rFonts w:ascii="Calibri" w:hAnsi="Calibri"/>
+          <w:b/>
+          <w:i w:val="0"/>
+          <w:color w:val="1D293D"/>
+          <w:sz w:val="28"/>
+        </w:rPr>
+        <w:t>2. Estado del frontend — React Context y Hooks</w:t>
+      </w:r>
+    </w:p>
+    <w:p>
+      <w:pPr>
+        <w:spacing w:after="80"/>
+      </w:pPr>
+      <w:r>
+        <w:rPr>
+          <w:rFonts w:ascii="Calibri" w:hAnsi="Calibri"/>
+          <w:b w:val="0"/>
+          <w:i w:val="0"/>
+          <w:color w:val="333333"/>
+          <w:sz w:val="20"/>
+        </w:rPr>
+        <w:t>El frontend de EVA utiliza React Context para administrar el estado global de la aplicación, evitando prop drilling y facilitando el acceso a datos compartidos desde cualquier componente.</w:t>
       </w:r>
     </w:p>
     <w:tbl>
@@ -95,23 +163,22 @@
         <w:tblLook w:firstColumn="1" w:firstRow="1" w:lastColumn="0" w:lastRow="0" w:noHBand="0" w:noVBand="1" w:val="04A0"/>
       </w:tblPr>
       <w:tblGrid>
-        <w:gridCol w:w="2880"/>
-        <w:gridCol w:w="2880"/>
-        <w:gridCol w:w="2880"/>
+        <w:gridCol w:w="3041"/>
+        <w:gridCol w:w="3041"/>
+        <w:gridCol w:w="3041"/>
       </w:tblGrid>
       <w:tr>
         <w:tc>
           <w:tcPr>
-            <w:tcW w:type="dxa" w:w="2268"/>
-            <w:shd w:val="clear" w:color="auto" w:fill="1D293D"/>
+            <w:tcW w:type="dxa" w:w="2835"/>
+            <w:shd w:fill="1D293D"/>
           </w:tcPr>
           <w:p>
-            <w:pPr>
-              <w:jc w:val="center"/>
-            </w:pPr>
             <w:r>
               <w:rPr>
+                <w:rFonts w:ascii="Calibri" w:hAnsi="Calibri"/>
                 <w:b/>
+                <w:i w:val="0"/>
                 <w:color w:val="FFFFFF"/>
                 <w:sz w:val="18"/>
               </w:rPr>
@@ -121,35 +188,33 @@
         </w:tc>
         <w:tc>
           <w:tcPr>
-            <w:tcW w:type="dxa" w:w="3402"/>
-            <w:shd w:val="clear" w:color="auto" w:fill="1D293D"/>
+            <w:tcW w:type="dxa" w:w="3118"/>
+            <w:shd w:fill="1D293D"/>
           </w:tcPr>
           <w:p>
-            <w:pPr>
-              <w:jc w:val="center"/>
-            </w:pPr>
             <w:r>
               <w:rPr>
+                <w:rFonts w:ascii="Calibri" w:hAnsi="Calibri"/>
                 <w:b/>
+                <w:i w:val="0"/>
                 <w:color w:val="FFFFFF"/>
                 <w:sz w:val="18"/>
               </w:rPr>
-              <w:t>Archivo</w:t>
+              <w:t>Ubicación</w:t>
             </w:r>
           </w:p>
         </w:tc>
         <w:tc>
           <w:tcPr>
-            <w:tcW w:type="dxa" w:w="3402"/>
-            <w:shd w:val="clear" w:color="auto" w:fill="1D293D"/>
+            <w:tcW w:type="dxa" w:w="3969"/>
+            <w:shd w:fill="1D293D"/>
           </w:tcPr>
           <w:p>
-            <w:pPr>
-              <w:jc w:val="center"/>
-            </w:pPr>
             <w:r>
               <w:rPr>
+                <w:rFonts w:ascii="Calibri" w:hAnsi="Calibri"/>
                 <w:b/>
+                <w:i w:val="0"/>
                 <w:color w:val="FFFFFF"/>
                 <w:sz w:val="18"/>
               </w:rPr>
@@ -161,12 +226,16 @@
       <w:tr>
         <w:tc>
           <w:tcPr>
-            <w:tcW w:type="dxa" w:w="2268"/>
-            <w:shd w:val="clear" w:color="auto" w:fill="EEF2F7"/>
+            <w:tcW w:type="dxa" w:w="2835"/>
+            <w:shd w:fill="F2F6FB"/>
           </w:tcPr>
           <w:p>
             <w:r>
               <w:rPr>
+                <w:rFonts w:ascii="Calibri" w:hAnsi="Calibri"/>
+                <w:b w:val="0"/>
+                <w:i w:val="0"/>
+                <w:color w:val="333333"/>
                 <w:sz w:val="18"/>
               </w:rPr>
               <w:t>AuthContext</w:t>
@@ -175,12 +244,16 @@
         </w:tc>
         <w:tc>
           <w:tcPr>
-            <w:tcW w:type="dxa" w:w="3402"/>
-            <w:shd w:val="clear" w:color="auto" w:fill="EEF2F7"/>
+            <w:tcW w:type="dxa" w:w="3118"/>
+            <w:shd w:fill="F2F6FB"/>
           </w:tcPr>
           <w:p>
             <w:r>
               <w:rPr>
+                <w:rFonts w:ascii="Calibri" w:hAnsi="Calibri"/>
+                <w:b w:val="0"/>
+                <w:i w:val="0"/>
+                <w:color w:val="333333"/>
                 <w:sz w:val="18"/>
               </w:rPr>
               <w:t>contexts/AuthContext.jsx</w:t>
@@ -189,15 +262,19 @@
         </w:tc>
         <w:tc>
           <w:tcPr>
-            <w:tcW w:type="dxa" w:w="3402"/>
-            <w:shd w:val="clear" w:color="auto" w:fill="EEF2F7"/>
+            <w:tcW w:type="dxa" w:w="3969"/>
+            <w:shd w:fill="F2F6FB"/>
           </w:tcPr>
           <w:p>
             <w:r>
               <w:rPr>
+                <w:rFonts w:ascii="Calibri" w:hAnsi="Calibri"/>
+                <w:b w:val="0"/>
+                <w:i w:val="0"/>
+                <w:color w:val="333333"/>
                 <w:sz w:val="18"/>
               </w:rPr>
-              <w:t>Usuario autenticado, token, permisos, logout</w:t>
+              <w:t>Usuario autenticado, token, rol, permisos, logout.</w:t>
             </w:r>
           </w:p>
         </w:tc>
@@ -205,12 +282,16 @@
       <w:tr>
         <w:tc>
           <w:tcPr>
-            <w:tcW w:type="dxa" w:w="2268"/>
-            <w:shd w:val="clear" w:color="auto" w:fill="FFFFFF"/>
+            <w:tcW w:type="dxa" w:w="2835"/>
+            <w:shd w:fill="FFFFFF"/>
           </w:tcPr>
           <w:p>
             <w:r>
               <w:rPr>
+                <w:rFonts w:ascii="Calibri" w:hAnsi="Calibri"/>
+                <w:b w:val="0"/>
+                <w:i w:val="0"/>
+                <w:color w:val="333333"/>
                 <w:sz w:val="18"/>
               </w:rPr>
               <w:t>ToastContext</w:t>
@@ -219,12 +300,16 @@
         </w:tc>
         <w:tc>
           <w:tcPr>
-            <w:tcW w:type="dxa" w:w="3402"/>
-            <w:shd w:val="clear" w:color="auto" w:fill="FFFFFF"/>
+            <w:tcW w:type="dxa" w:w="3118"/>
+            <w:shd w:fill="FFFFFF"/>
           </w:tcPr>
           <w:p>
             <w:r>
               <w:rPr>
+                <w:rFonts w:ascii="Calibri" w:hAnsi="Calibri"/>
+                <w:b w:val="0"/>
+                <w:i w:val="0"/>
+                <w:color w:val="333333"/>
                 <w:sz w:val="18"/>
               </w:rPr>
               <w:t>contexts/ToastContext.jsx</w:t>
@@ -233,15 +318,19 @@
         </w:tc>
         <w:tc>
           <w:tcPr>
-            <w:tcW w:type="dxa" w:w="3402"/>
-            <w:shd w:val="clear" w:color="auto" w:fill="FFFFFF"/>
+            <w:tcW w:type="dxa" w:w="3969"/>
+            <w:shd w:fill="FFFFFF"/>
           </w:tcPr>
           <w:p>
             <w:r>
               <w:rPr>
+                <w:rFonts w:ascii="Calibri" w:hAnsi="Calibri"/>
+                <w:b w:val="0"/>
+                <w:i w:val="0"/>
+                <w:color w:val="333333"/>
                 <w:sz w:val="18"/>
               </w:rPr>
-              <w:t>Notificaciones globales</w:t>
+              <w:t>Notificaciones globales (éxito, error, advertencia).</w:t>
             </w:r>
           </w:p>
         </w:tc>
@@ -249,12 +338,16 @@
       <w:tr>
         <w:tc>
           <w:tcPr>
-            <w:tcW w:type="dxa" w:w="2268"/>
-            <w:shd w:val="clear" w:color="auto" w:fill="EEF2F7"/>
+            <w:tcW w:type="dxa" w:w="2835"/>
+            <w:shd w:fill="F2F6FB"/>
           </w:tcPr>
           <w:p>
             <w:r>
               <w:rPr>
+                <w:rFonts w:ascii="Calibri" w:hAnsi="Calibri"/>
+                <w:b w:val="0"/>
+                <w:i w:val="0"/>
+                <w:color w:val="333333"/>
                 <w:sz w:val="18"/>
               </w:rPr>
               <w:t>TicketsContext</w:t>
@@ -263,12 +356,16 @@
         </w:tc>
         <w:tc>
           <w:tcPr>
-            <w:tcW w:type="dxa" w:w="3402"/>
-            <w:shd w:val="clear" w:color="auto" w:fill="EEF2F7"/>
+            <w:tcW w:type="dxa" w:w="3118"/>
+            <w:shd w:fill="F2F6FB"/>
           </w:tcPr>
           <w:p>
             <w:r>
               <w:rPr>
+                <w:rFonts w:ascii="Calibri" w:hAnsi="Calibri"/>
+                <w:b w:val="0"/>
+                <w:i w:val="0"/>
+                <w:color w:val="333333"/>
                 <w:sz w:val="18"/>
               </w:rPr>
               <w:t>contexts/TicketsContext.jsx</w:t>
@@ -277,15 +374,19 @@
         </w:tc>
         <w:tc>
           <w:tcPr>
-            <w:tcW w:type="dxa" w:w="3402"/>
-            <w:shd w:val="clear" w:color="auto" w:fill="EEF2F7"/>
+            <w:tcW w:type="dxa" w:w="3969"/>
+            <w:shd w:fill="F2F6FB"/>
           </w:tcPr>
           <w:p>
             <w:r>
               <w:rPr>
+                <w:rFonts w:ascii="Calibri" w:hAnsi="Calibri"/>
+                <w:b w:val="0"/>
+                <w:i w:val="0"/>
+                <w:color w:val="333333"/>
                 <w:sz w:val="18"/>
               </w:rPr>
-              <w:t>Estado compartido de tickets</w:t>
+              <w:t>Estado compartido de tickets entre vistas.</w:t>
             </w:r>
           </w:p>
         </w:tc>
@@ -293,12 +394,16 @@
       <w:tr>
         <w:tc>
           <w:tcPr>
-            <w:tcW w:type="dxa" w:w="2268"/>
-            <w:shd w:val="clear" w:color="auto" w:fill="FFFFFF"/>
+            <w:tcW w:type="dxa" w:w="2835"/>
+            <w:shd w:fill="FFFFFF"/>
           </w:tcPr>
           <w:p>
             <w:r>
               <w:rPr>
+                <w:rFonts w:ascii="Calibri" w:hAnsi="Calibri"/>
+                <w:b w:val="0"/>
+                <w:i w:val="0"/>
+                <w:color w:val="333333"/>
                 <w:sz w:val="18"/>
               </w:rPr>
               <w:t>EquipmentSearchContext</w:t>
@@ -307,12 +412,16 @@
         </w:tc>
         <w:tc>
           <w:tcPr>
-            <w:tcW w:type="dxa" w:w="3402"/>
-            <w:shd w:val="clear" w:color="auto" w:fill="FFFFFF"/>
+            <w:tcW w:type="dxa" w:w="3118"/>
+            <w:shd w:fill="FFFFFF"/>
           </w:tcPr>
           <w:p>
             <w:r>
               <w:rPr>
+                <w:rFonts w:ascii="Calibri" w:hAnsi="Calibri"/>
+                <w:b w:val="0"/>
+                <w:i w:val="0"/>
+                <w:color w:val="333333"/>
                 <w:sz w:val="18"/>
               </w:rPr>
               <w:t>contexts/EquipmentSearchContext.jsx</w:t>
@@ -321,15 +430,19 @@
         </w:tc>
         <w:tc>
           <w:tcPr>
-            <w:tcW w:type="dxa" w:w="3402"/>
-            <w:shd w:val="clear" w:color="auto" w:fill="FFFFFF"/>
+            <w:tcW w:type="dxa" w:w="3969"/>
+            <w:shd w:fill="FFFFFF"/>
           </w:tcPr>
           <w:p>
             <w:r>
               <w:rPr>
+                <w:rFonts w:ascii="Calibri" w:hAnsi="Calibri"/>
+                <w:b w:val="0"/>
+                <w:i w:val="0"/>
+                <w:color w:val="333333"/>
                 <w:sz w:val="18"/>
               </w:rPr>
-              <w:t>Búsqueda global de equipos</w:t>
+              <w:t>Búsqueda global de equipos en la barra superior.</w:t>
             </w:r>
           </w:p>
         </w:tc>
@@ -338,13 +451,113 @@
     <w:p/>
     <w:p>
       <w:pPr>
-        <w:pStyle w:val="Heading1"/>
+        <w:spacing w:before="160" w:after="80"/>
       </w:pPr>
       <w:r>
         <w:rPr>
-          <w:color w:val="1D6FBF"/>
+          <w:rFonts w:ascii="Calibri" w:hAnsi="Calibri"/>
+          <w:b/>
+          <w:i w:val="0"/>
+          <w:color w:val="1F6FB8"/>
+          <w:sz w:val="24"/>
         </w:rPr>
-        <w:t>2. Custom Hooks</w:t>
+        <w:t>3. Sistema de caché de equipmentPrefetchCache</w:t>
+      </w:r>
+    </w:p>
+    <w:p>
+      <w:pPr>
+        <w:spacing w:after="80"/>
+      </w:pPr>
+      <w:r>
+        <w:rPr>
+          <w:rFonts w:ascii="Calibri" w:hAnsi="Calibri"/>
+          <w:b w:val="0"/>
+          <w:i w:val="0"/>
+          <w:color w:val="333333"/>
+          <w:sz w:val="20"/>
+        </w:rPr>
+        <w:t>El servicio equipmentPrefetchCache.js implementa un sistema de caché en memoria para las opciones de formularios. Evita peticiones repetidas al servidor cuando el usuario abre/cierra modales de equipos múltiples veces en la misma sesión.</w:t>
+      </w:r>
+    </w:p>
+    <w:p>
+      <w:pPr>
+        <w:pStyle w:val="ListBullet"/>
+        <w:spacing w:after="40"/>
+        <w:ind w:left="283"/>
+      </w:pPr>
+      <w:r>
+        <w:rPr>
+          <w:rFonts w:ascii="Calibri" w:hAnsi="Calibri"/>
+          <w:b w:val="0"/>
+          <w:i w:val="0"/>
+          <w:color w:val="333333"/>
+          <w:sz w:val="20"/>
+        </w:rPr>
+        <w:t>Primer acceso al modal: GET /api/v1/equipos/filter-options carga todos los catálogos de una vez.</w:t>
+      </w:r>
+    </w:p>
+    <w:p>
+      <w:pPr>
+        <w:pStyle w:val="ListBullet"/>
+        <w:spacing w:after="40"/>
+        <w:ind w:left="283"/>
+      </w:pPr>
+      <w:r>
+        <w:rPr>
+          <w:rFonts w:ascii="Calibri" w:hAnsi="Calibri"/>
+          <w:b w:val="0"/>
+          <w:i w:val="0"/>
+          <w:color w:val="333333"/>
+          <w:sz w:val="20"/>
+        </w:rPr>
+        <w:t>Accesos posteriores: Las opciones se obtienen del caché en memoria, sin peticiones HTTP.</w:t>
+      </w:r>
+    </w:p>
+    <w:p>
+      <w:pPr>
+        <w:pStyle w:val="ListBullet"/>
+        <w:spacing w:after="40"/>
+        <w:ind w:left="283"/>
+      </w:pPr>
+      <w:r>
+        <w:rPr>
+          <w:rFonts w:ascii="Calibri" w:hAnsi="Calibri"/>
+          <w:b w:val="0"/>
+          <w:i w:val="0"/>
+          <w:color w:val="333333"/>
+          <w:sz w:val="20"/>
+        </w:rPr>
+        <w:t>Invalidación: El caché se limpia después de crear/editar un equipo, para reflejar cambios.</w:t>
+      </w:r>
+    </w:p>
+    <w:p>
+      <w:pPr>
+        <w:spacing w:before="160" w:after="80"/>
+      </w:pPr>
+      <w:r>
+        <w:rPr>
+          <w:rFonts w:ascii="Calibri" w:hAnsi="Calibri"/>
+          <w:b/>
+          <w:i w:val="0"/>
+          <w:color w:val="1F6FB8"/>
+          <w:sz w:val="24"/>
+        </w:rPr>
+        <w:t>4. Módulo de Calibraciones</w:t>
+      </w:r>
+    </w:p>
+    <w:p>
+      <w:pPr>
+        <w:spacing w:after="80"/>
+      </w:pPr>
+      <w:r>
+        <w:rPr>
+          <w:rFonts w:ascii="Calibri" w:hAnsi="Calibri"/>
+          <w:b w:val="0"/>
+          <w:i w:val="0"/>
+          <w:color w:val="333333"/>
+          <w:sz w:val="20"/>
+        </w:rPr>
+        <w:t>Gestiona el registro y seguimiento de calibraciones de equipos biomédicos e industriales, con control automático de vigencia.</w:t>
       </w:r>
     </w:p>
     <w:tbl>
@@ -355,61 +568,793 @@
         <w:tblLook w:firstColumn="1" w:firstRow="1" w:lastColumn="0" w:lastRow="0" w:noHBand="0" w:noVBand="1" w:val="04A0"/>
       </w:tblPr>
       <w:tblGrid>
-        <w:gridCol w:w="2880"/>
-        <w:gridCol w:w="2880"/>
-        <w:gridCol w:w="2880"/>
+        <w:gridCol w:w="3041"/>
+        <w:gridCol w:w="3041"/>
+        <w:gridCol w:w="3041"/>
       </w:tblGrid>
       <w:tr>
         <w:tc>
           <w:tcPr>
-            <w:tcW w:type="dxa" w:w="2268"/>
-            <w:shd w:val="clear" w:color="auto" w:fill="1D293D"/>
+            <w:tcW w:type="dxa" w:w="3402"/>
+            <w:shd w:fill="1D293D"/>
           </w:tcPr>
           <w:p>
-            <w:pPr>
-              <w:jc w:val="center"/>
-            </w:pPr>
             <w:r>
               <w:rPr>
+                <w:rFonts w:ascii="Calibri" w:hAnsi="Calibri"/>
                 <w:b/>
+                <w:i w:val="0"/>
                 <w:color w:val="FFFFFF"/>
                 <w:sz w:val="18"/>
               </w:rPr>
-              <w:t>Hook</w:t>
-            </w:r>
-          </w:p>
-        </w:tc>
-        <w:tc>
-          <w:tcPr>
-            <w:tcW w:type="dxa" w:w="2835"/>
-            <w:shd w:val="clear" w:color="auto" w:fill="1D293D"/>
-          </w:tcPr>
-          <w:p>
-            <w:pPr>
-              <w:jc w:val="center"/>
-            </w:pPr>
-            <w:r>
-              <w:rPr>
-                <w:b/>
-                <w:color w:val="FFFFFF"/>
-                <w:sz w:val="18"/>
-              </w:rPr>
-              <w:t>Archivo</w:t>
+              <w:t>Tabla BD</w:t>
             </w:r>
           </w:p>
         </w:tc>
         <w:tc>
           <w:tcPr>
             <w:tcW w:type="dxa" w:w="3969"/>
-            <w:shd w:val="clear" w:color="auto" w:fill="1D293D"/>
+            <w:shd w:fill="1D293D"/>
           </w:tcPr>
           <w:p>
-            <w:pPr>
-              <w:jc w:val="center"/>
-            </w:pPr>
             <w:r>
               <w:rPr>
+                <w:rFonts w:ascii="Calibri" w:hAnsi="Calibri"/>
                 <w:b/>
+                <w:i w:val="0"/>
+                <w:color w:val="FFFFFF"/>
+                <w:sz w:val="18"/>
+              </w:rPr>
+              <w:t>Descripción</w:t>
+            </w:r>
+          </w:p>
+        </w:tc>
+        <w:tc>
+          <w:tcPr>
+            <w:tcW w:type="dxa" w:w="2268"/>
+            <w:shd w:fill="1D293D"/>
+          </w:tcPr>
+          <w:p>
+            <w:r>
+              <w:rPr>
+                <w:rFonts w:ascii="Calibri" w:hAnsi="Calibri"/>
+                <w:b/>
+                <w:i w:val="0"/>
+                <w:color w:val="FFFFFF"/>
+                <w:sz w:val="18"/>
+              </w:rPr>
+              <w:t>Registros</w:t>
+            </w:r>
+          </w:p>
+        </w:tc>
+      </w:tr>
+      <w:tr>
+        <w:tc>
+          <w:tcPr>
+            <w:tcW w:type="dxa" w:w="3402"/>
+            <w:shd w:fill="F2F6FB"/>
+          </w:tcPr>
+          <w:p>
+            <w:r>
+              <w:rPr>
+                <w:rFonts w:ascii="Calibri" w:hAnsi="Calibri"/>
+                <w:b w:val="0"/>
+                <w:i w:val="0"/>
+                <w:color w:val="333333"/>
+                <w:sz w:val="18"/>
+              </w:rPr>
+              <w:t>calibracion</w:t>
+            </w:r>
+          </w:p>
+        </w:tc>
+        <w:tc>
+          <w:tcPr>
+            <w:tcW w:type="dxa" w:w="3969"/>
+            <w:shd w:fill="F2F6FB"/>
+          </w:tcPr>
+          <w:p>
+            <w:r>
+              <w:rPr>
+                <w:rFonts w:ascii="Calibri" w:hAnsi="Calibri"/>
+                <w:b w:val="0"/>
+                <w:i w:val="0"/>
+                <w:color w:val="333333"/>
+                <w:sz w:val="18"/>
+              </w:rPr>
+              <w:t>Calibraciones de equipos biomédicos</w:t>
+            </w:r>
+          </w:p>
+        </w:tc>
+        <w:tc>
+          <w:tcPr>
+            <w:tcW w:type="dxa" w:w="2268"/>
+            <w:shd w:fill="F2F6FB"/>
+          </w:tcPr>
+          <w:p>
+            <w:r>
+              <w:rPr>
+                <w:rFonts w:ascii="Calibri" w:hAnsi="Calibri"/>
+                <w:b w:val="0"/>
+                <w:i w:val="0"/>
+                <w:color w:val="333333"/>
+                <w:sz w:val="18"/>
+              </w:rPr>
+              <w:t>8.576</w:t>
+            </w:r>
+          </w:p>
+        </w:tc>
+      </w:tr>
+      <w:tr>
+        <w:tc>
+          <w:tcPr>
+            <w:tcW w:type="dxa" w:w="3402"/>
+            <w:shd w:fill="FFFFFF"/>
+          </w:tcPr>
+          <w:p>
+            <w:r>
+              <w:rPr>
+                <w:rFonts w:ascii="Calibri" w:hAnsi="Calibri"/>
+                <w:b w:val="0"/>
+                <w:i w:val="0"/>
+                <w:color w:val="333333"/>
+                <w:sz w:val="18"/>
+              </w:rPr>
+              <w:t>calibracion_ind</w:t>
+            </w:r>
+          </w:p>
+        </w:tc>
+        <w:tc>
+          <w:tcPr>
+            <w:tcW w:type="dxa" w:w="3969"/>
+            <w:shd w:fill="FFFFFF"/>
+          </w:tcPr>
+          <w:p>
+            <w:r>
+              <w:rPr>
+                <w:rFonts w:ascii="Calibri" w:hAnsi="Calibri"/>
+                <w:b w:val="0"/>
+                <w:i w:val="0"/>
+                <w:color w:val="333333"/>
+                <w:sz w:val="18"/>
+              </w:rPr>
+              <w:t>Calibraciones de equipos industriales</w:t>
+            </w:r>
+          </w:p>
+        </w:tc>
+        <w:tc>
+          <w:tcPr>
+            <w:tcW w:type="dxa" w:w="2268"/>
+            <w:shd w:fill="FFFFFF"/>
+          </w:tcPr>
+          <w:p>
+            <w:r>
+              <w:rPr>
+                <w:rFonts w:ascii="Calibri" w:hAnsi="Calibri"/>
+                <w:b w:val="0"/>
+                <w:i w:val="0"/>
+                <w:color w:val="333333"/>
+                <w:sz w:val="18"/>
+              </w:rPr>
+              <w:t>321</w:t>
+            </w:r>
+          </w:p>
+        </w:tc>
+      </w:tr>
+    </w:tbl>
+    <w:p/>
+    <w:p>
+      <w:pPr>
+        <w:spacing w:before="160" w:after="80"/>
+      </w:pPr>
+      <w:r>
+        <w:rPr>
+          <w:rFonts w:ascii="Calibri" w:hAnsi="Calibri"/>
+          <w:b/>
+          <w:i w:val="0"/>
+          <w:color w:val="1F6FB8"/>
+          <w:sz w:val="24"/>
+        </w:rPr>
+        <w:t>5. Módulo de Repuestos</w:t>
+      </w:r>
+    </w:p>
+    <w:p>
+      <w:pPr>
+        <w:spacing w:after="80"/>
+      </w:pPr>
+      <w:r>
+        <w:rPr>
+          <w:rFonts w:ascii="Calibri" w:hAnsi="Calibri"/>
+          <w:b w:val="0"/>
+          <w:i w:val="0"/>
+          <w:color w:val="333333"/>
+          <w:sz w:val="20"/>
+        </w:rPr>
+        <w:t>Inventario de repuestos disponibles para mantenimiento de equipos, con alertas automáticas de stock mínimo y trazabilidad de uso.</w:t>
+      </w:r>
+    </w:p>
+    <w:p>
+      <w:pPr>
+        <w:pStyle w:val="ListBullet"/>
+        <w:spacing w:after="40"/>
+        <w:ind w:left="283"/>
+      </w:pPr>
+      <w:r>
+        <w:rPr>
+          <w:rFonts w:ascii="Calibri" w:hAnsi="Calibri"/>
+          <w:b w:val="0"/>
+          <w:i w:val="0"/>
+          <w:color w:val="333333"/>
+          <w:sz w:val="20"/>
+        </w:rPr>
+        <w:t>357 repuestos registrados en la base de datos.</w:t>
+      </w:r>
+    </w:p>
+    <w:p>
+      <w:pPr>
+        <w:pStyle w:val="ListBullet"/>
+        <w:spacing w:after="40"/>
+        <w:ind w:left="283"/>
+      </w:pPr>
+      <w:r>
+        <w:rPr>
+          <w:rFonts w:ascii="Calibri" w:hAnsi="Calibri"/>
+          <w:b w:val="0"/>
+          <w:i w:val="0"/>
+          <w:color w:val="333333"/>
+          <w:sz w:val="20"/>
+        </w:rPr>
+        <w:t>Vinculación de repuestos pendientes a órdenes de trabajo correctivas.</w:t>
+      </w:r>
+    </w:p>
+    <w:p>
+      <w:pPr>
+        <w:pStyle w:val="ListBullet"/>
+        <w:spacing w:after="40"/>
+        <w:ind w:left="283"/>
+      </w:pPr>
+      <w:r>
+        <w:rPr>
+          <w:rFonts w:ascii="Calibri" w:hAnsi="Calibri"/>
+          <w:b w:val="0"/>
+          <w:i w:val="0"/>
+          <w:color w:val="333333"/>
+          <w:sz w:val="20"/>
+        </w:rPr>
+        <w:t>Exportación de repuestos por servicio o por tipo de equipo.</w:t>
+      </w:r>
+    </w:p>
+    <w:p>
+      <w:pPr>
+        <w:spacing w:before="160" w:after="80"/>
+      </w:pPr>
+      <w:r>
+        <w:rPr>
+          <w:rFonts w:ascii="Calibri" w:hAnsi="Calibri"/>
+          <w:b/>
+          <w:i w:val="0"/>
+          <w:color w:val="1F6FB8"/>
+          <w:sz w:val="24"/>
+        </w:rPr>
+        <w:t>6. Flujo de mantenimiento correctivo</w:t>
+      </w:r>
+    </w:p>
+    <w:p>
+      <w:pPr>
+        <w:spacing w:after="80"/>
+      </w:pPr>
+      <w:r>
+        <w:rPr>
+          <w:rFonts w:ascii="Calibri" w:hAnsi="Calibri"/>
+          <w:b w:val="0"/>
+          <w:i w:val="0"/>
+          <w:color w:val="333333"/>
+          <w:sz w:val="20"/>
+        </w:rPr>
+        <w:t>Tabla 1. Flujo completo de un ticket correctivo desde su apertura hasta el cierre.</w:t>
+      </w:r>
+    </w:p>
+    <w:tbl>
+      <w:tblPr>
+        <w:tblStyle w:val="TableGrid"/>
+        <w:tblW w:type="auto" w:w="0"/>
+        <w:jc w:val="left"/>
+        <w:tblLook w:firstColumn="1" w:firstRow="1" w:lastColumn="0" w:lastRow="0" w:noHBand="0" w:noVBand="1" w:val="04A0"/>
+      </w:tblPr>
+      <w:tblGrid>
+        <w:gridCol w:w="3041"/>
+        <w:gridCol w:w="3041"/>
+        <w:gridCol w:w="3041"/>
+      </w:tblGrid>
+      <w:tr>
+        <w:tc>
+          <w:tcPr>
+            <w:tcW w:type="dxa" w:w="1701"/>
+            <w:shd w:fill="1D293D"/>
+          </w:tcPr>
+          <w:p>
+            <w:r>
+              <w:rPr>
+                <w:rFonts w:ascii="Calibri" w:hAnsi="Calibri"/>
+                <w:b/>
+                <w:i w:val="0"/>
+                <w:color w:val="FFFFFF"/>
+                <w:sz w:val="18"/>
+              </w:rPr>
+              <w:t>Etapa</w:t>
+            </w:r>
+          </w:p>
+        </w:tc>
+        <w:tc>
+          <w:tcPr>
+            <w:tcW w:type="dxa" w:w="2551"/>
+            <w:shd w:fill="1D293D"/>
+          </w:tcPr>
+          <w:p>
+            <w:r>
+              <w:rPr>
+                <w:rFonts w:ascii="Calibri" w:hAnsi="Calibri"/>
+                <w:b/>
+                <w:i w:val="0"/>
+                <w:color w:val="FFFFFF"/>
+                <w:sz w:val="18"/>
+              </w:rPr>
+              <w:t>Actor</w:t>
+            </w:r>
+          </w:p>
+        </w:tc>
+        <w:tc>
+          <w:tcPr>
+            <w:tcW w:type="dxa" w:w="5386"/>
+            <w:shd w:fill="1D293D"/>
+          </w:tcPr>
+          <w:p>
+            <w:r>
+              <w:rPr>
+                <w:rFonts w:ascii="Calibri" w:hAnsi="Calibri"/>
+                <w:b/>
+                <w:i w:val="0"/>
+                <w:color w:val="FFFFFF"/>
+                <w:sz w:val="18"/>
+              </w:rPr>
+              <w:t>Acción</w:t>
+            </w:r>
+          </w:p>
+        </w:tc>
+      </w:tr>
+      <w:tr>
+        <w:tc>
+          <w:tcPr>
+            <w:tcW w:type="dxa" w:w="1701"/>
+            <w:shd w:fill="F2F6FB"/>
+          </w:tcPr>
+          <w:p>
+            <w:r>
+              <w:rPr>
+                <w:rFonts w:ascii="Calibri" w:hAnsi="Calibri"/>
+                <w:b w:val="0"/>
+                <w:i w:val="0"/>
+                <w:color w:val="333333"/>
+                <w:sz w:val="18"/>
+              </w:rPr>
+              <w:t>1. Creación</w:t>
+            </w:r>
+          </w:p>
+        </w:tc>
+        <w:tc>
+          <w:tcPr>
+            <w:tcW w:type="dxa" w:w="2551"/>
+            <w:shd w:fill="F2F6FB"/>
+          </w:tcPr>
+          <w:p>
+            <w:r>
+              <w:rPr>
+                <w:rFonts w:ascii="Calibri" w:hAnsi="Calibri"/>
+                <w:b w:val="0"/>
+                <w:i w:val="0"/>
+                <w:color w:val="333333"/>
+                <w:sz w:val="18"/>
+              </w:rPr>
+              <w:t>Personal clínico</w:t>
+            </w:r>
+          </w:p>
+        </w:tc>
+        <w:tc>
+          <w:tcPr>
+            <w:tcW w:type="dxa" w:w="5386"/>
+            <w:shd w:fill="F2F6FB"/>
+          </w:tcPr>
+          <w:p>
+            <w:r>
+              <w:rPr>
+                <w:rFonts w:ascii="Calibri" w:hAnsi="Calibri"/>
+                <w:b w:val="0"/>
+                <w:i w:val="0"/>
+                <w:color w:val="333333"/>
+                <w:sz w:val="18"/>
+              </w:rPr>
+              <w:t>Crea ticket indicando equipo y síntomas.</w:t>
+            </w:r>
+          </w:p>
+        </w:tc>
+      </w:tr>
+      <w:tr>
+        <w:tc>
+          <w:tcPr>
+            <w:tcW w:type="dxa" w:w="1701"/>
+            <w:shd w:fill="FFFFFF"/>
+          </w:tcPr>
+          <w:p>
+            <w:r>
+              <w:rPr>
+                <w:rFonts w:ascii="Calibri" w:hAnsi="Calibri"/>
+                <w:b w:val="0"/>
+                <w:i w:val="0"/>
+                <w:color w:val="333333"/>
+                <w:sz w:val="18"/>
+              </w:rPr>
+              <w:t>2. Diagnóstico</w:t>
+            </w:r>
+          </w:p>
+        </w:tc>
+        <w:tc>
+          <w:tcPr>
+            <w:tcW w:type="dxa" w:w="2551"/>
+            <w:shd w:fill="FFFFFF"/>
+          </w:tcPr>
+          <w:p>
+            <w:r>
+              <w:rPr>
+                <w:rFonts w:ascii="Calibri" w:hAnsi="Calibri"/>
+                <w:b w:val="0"/>
+                <w:i w:val="0"/>
+                <w:color w:val="333333"/>
+                <w:sz w:val="18"/>
+              </w:rPr>
+              <w:t>Ingeniero biomédico</w:t>
+            </w:r>
+          </w:p>
+        </w:tc>
+        <w:tc>
+          <w:tcPr>
+            <w:tcW w:type="dxa" w:w="5386"/>
+            <w:shd w:fill="FFFFFF"/>
+          </w:tcPr>
+          <w:p>
+            <w:r>
+              <w:rPr>
+                <w:rFonts w:ascii="Calibri" w:hAnsi="Calibri"/>
+                <w:b w:val="0"/>
+                <w:i w:val="0"/>
+                <w:color w:val="333333"/>
+                <w:sz w:val="18"/>
+              </w:rPr>
+              <w:t>Registra diagnóstico inicial y plan de acción.</w:t>
+            </w:r>
+          </w:p>
+        </w:tc>
+      </w:tr>
+      <w:tr>
+        <w:tc>
+          <w:tcPr>
+            <w:tcW w:type="dxa" w:w="1701"/>
+            <w:shd w:fill="F2F6FB"/>
+          </w:tcPr>
+          <w:p>
+            <w:r>
+              <w:rPr>
+                <w:rFonts w:ascii="Calibri" w:hAnsi="Calibri"/>
+                <w:b w:val="0"/>
+                <w:i w:val="0"/>
+                <w:color w:val="333333"/>
+                <w:sz w:val="18"/>
+              </w:rPr>
+              <w:t>3. Reparación</w:t>
+            </w:r>
+          </w:p>
+        </w:tc>
+        <w:tc>
+          <w:tcPr>
+            <w:tcW w:type="dxa" w:w="2551"/>
+            <w:shd w:fill="F2F6FB"/>
+          </w:tcPr>
+          <w:p>
+            <w:r>
+              <w:rPr>
+                <w:rFonts w:ascii="Calibri" w:hAnsi="Calibri"/>
+                <w:b w:val="0"/>
+                <w:i w:val="0"/>
+                <w:color w:val="333333"/>
+                <w:sz w:val="18"/>
+              </w:rPr>
+              <w:t>Técnico especialista</w:t>
+            </w:r>
+          </w:p>
+        </w:tc>
+        <w:tc>
+          <w:tcPr>
+            <w:tcW w:type="dxa" w:w="5386"/>
+            <w:shd w:fill="F2F6FB"/>
+          </w:tcPr>
+          <w:p>
+            <w:r>
+              <w:rPr>
+                <w:rFonts w:ascii="Calibri" w:hAnsi="Calibri"/>
+                <w:b w:val="0"/>
+                <w:i w:val="0"/>
+                <w:color w:val="333333"/>
+                <w:sz w:val="18"/>
+              </w:rPr>
+              <w:t>Realiza mantenimiento y adjunta evidencias.</w:t>
+            </w:r>
+          </w:p>
+        </w:tc>
+      </w:tr>
+      <w:tr>
+        <w:tc>
+          <w:tcPr>
+            <w:tcW w:type="dxa" w:w="1701"/>
+            <w:shd w:fill="FFFFFF"/>
+          </w:tcPr>
+          <w:p>
+            <w:r>
+              <w:rPr>
+                <w:rFonts w:ascii="Calibri" w:hAnsi="Calibri"/>
+                <w:b w:val="0"/>
+                <w:i w:val="0"/>
+                <w:color w:val="333333"/>
+                <w:sz w:val="18"/>
+              </w:rPr>
+              <w:t>4. Verificación</w:t>
+            </w:r>
+          </w:p>
+        </w:tc>
+        <w:tc>
+          <w:tcPr>
+            <w:tcW w:type="dxa" w:w="2551"/>
+            <w:shd w:fill="FFFFFF"/>
+          </w:tcPr>
+          <w:p>
+            <w:r>
+              <w:rPr>
+                <w:rFonts w:ascii="Calibri" w:hAnsi="Calibri"/>
+                <w:b w:val="0"/>
+                <w:i w:val="0"/>
+                <w:color w:val="333333"/>
+                <w:sz w:val="18"/>
+              </w:rPr>
+              <w:t>Ingeniero responsable</w:t>
+            </w:r>
+          </w:p>
+        </w:tc>
+        <w:tc>
+          <w:tcPr>
+            <w:tcW w:type="dxa" w:w="5386"/>
+            <w:shd w:fill="FFFFFF"/>
+          </w:tcPr>
+          <w:p>
+            <w:r>
+              <w:rPr>
+                <w:rFonts w:ascii="Calibri" w:hAnsi="Calibri"/>
+                <w:b w:val="0"/>
+                <w:i w:val="0"/>
+                <w:color w:val="333333"/>
+                <w:sz w:val="18"/>
+              </w:rPr>
+              <w:t>Verifica que la solución es efectiva.</w:t>
+            </w:r>
+          </w:p>
+        </w:tc>
+      </w:tr>
+      <w:tr>
+        <w:tc>
+          <w:tcPr>
+            <w:tcW w:type="dxa" w:w="1701"/>
+            <w:shd w:fill="F2F6FB"/>
+          </w:tcPr>
+          <w:p>
+            <w:r>
+              <w:rPr>
+                <w:rFonts w:ascii="Calibri" w:hAnsi="Calibri"/>
+                <w:b w:val="0"/>
+                <w:i w:val="0"/>
+                <w:color w:val="333333"/>
+                <w:sz w:val="18"/>
+              </w:rPr>
+              <w:t>5. Cierre</w:t>
+            </w:r>
+          </w:p>
+        </w:tc>
+        <w:tc>
+          <w:tcPr>
+            <w:tcW w:type="dxa" w:w="2551"/>
+            <w:shd w:fill="F2F6FB"/>
+          </w:tcPr>
+          <w:p>
+            <w:r>
+              <w:rPr>
+                <w:rFonts w:ascii="Calibri" w:hAnsi="Calibri"/>
+                <w:b w:val="0"/>
+                <w:i w:val="0"/>
+                <w:color w:val="333333"/>
+                <w:sz w:val="18"/>
+              </w:rPr>
+              <w:t>Sistema / Usuario</w:t>
+            </w:r>
+          </w:p>
+        </w:tc>
+        <w:tc>
+          <w:tcPr>
+            <w:tcW w:type="dxa" w:w="5386"/>
+            <w:shd w:fill="F2F6FB"/>
+          </w:tcPr>
+          <w:p>
+            <w:r>
+              <w:rPr>
+                <w:rFonts w:ascii="Calibri" w:hAnsi="Calibri"/>
+                <w:b w:val="0"/>
+                <w:i w:val="0"/>
+                <w:color w:val="333333"/>
+                <w:sz w:val="18"/>
+              </w:rPr>
+              <w:t>Genera reporte PDF y archiva el ticket.</w:t>
+            </w:r>
+          </w:p>
+        </w:tc>
+      </w:tr>
+    </w:tbl>
+    <w:p/>
+    <w:p>
+      <w:pPr>
+        <w:spacing w:before="160" w:after="80"/>
+      </w:pPr>
+      <w:r>
+        <w:rPr>
+          <w:rFonts w:ascii="Calibri" w:hAnsi="Calibri"/>
+          <w:b/>
+          <w:i w:val="0"/>
+          <w:color w:val="1F6FB8"/>
+          <w:sz w:val="24"/>
+        </w:rPr>
+        <w:t>7. Exportaciones complejas</w:t>
+      </w:r>
+    </w:p>
+    <w:p>
+      <w:pPr>
+        <w:spacing w:after="80"/>
+      </w:pPr>
+      <w:r>
+        <w:rPr>
+          <w:rFonts w:ascii="Calibri" w:hAnsi="Calibri"/>
+          <w:b w:val="0"/>
+          <w:i w:val="0"/>
+          <w:color w:val="333333"/>
+          <w:sz w:val="20"/>
+        </w:rPr>
+        <w:t>El sistema permite exportar datos consolidados en formato Excel, con múltiples hojas y cálculos automáticos.</w:t>
+      </w:r>
+    </w:p>
+    <w:p>
+      <w:pPr>
+        <w:pStyle w:val="ListBullet"/>
+        <w:spacing w:after="40"/>
+        <w:ind w:left="283"/>
+      </w:pPr>
+      <w:r>
+        <w:rPr>
+          <w:rFonts w:ascii="Calibri" w:hAnsi="Calibri"/>
+          <w:b w:val="0"/>
+          <w:i w:val="0"/>
+          <w:color w:val="333333"/>
+          <w:sz w:val="20"/>
+        </w:rPr>
+        <w:t>Exportación de cronograma anual con estado de ejecución por equipo.</w:t>
+      </w:r>
+    </w:p>
+    <w:p>
+      <w:pPr>
+        <w:pStyle w:val="ListBullet"/>
+        <w:spacing w:after="40"/>
+        <w:ind w:left="283"/>
+      </w:pPr>
+      <w:r>
+        <w:rPr>
+          <w:rFonts w:ascii="Calibri" w:hAnsi="Calibri"/>
+          <w:b w:val="0"/>
+          <w:i w:val="0"/>
+          <w:color w:val="333333"/>
+          <w:sz w:val="20"/>
+        </w:rPr>
+        <w:t>Exportación de correctivos con diagnóstico, solución y tiempo de resolución.</w:t>
+      </w:r>
+    </w:p>
+    <w:p>
+      <w:pPr>
+        <w:pStyle w:val="ListBullet"/>
+        <w:spacing w:after="40"/>
+        <w:ind w:left="283"/>
+      </w:pPr>
+      <w:r>
+        <w:rPr>
+          <w:rFonts w:ascii="Calibri" w:hAnsi="Calibri"/>
+          <w:b w:val="0"/>
+          <w:i w:val="0"/>
+          <w:color w:val="333333"/>
+          <w:sz w:val="20"/>
+        </w:rPr>
+        <w:t>Exportación de calibraciones con vigencia automática calculada.</w:t>
+      </w:r>
+    </w:p>
+    <w:p>
+      <w:pPr>
+        <w:spacing w:before="160" w:after="80"/>
+      </w:pPr>
+      <w:r>
+        <w:rPr>
+          <w:rFonts w:ascii="Calibri" w:hAnsi="Calibri"/>
+          <w:b/>
+          <w:i w:val="0"/>
+          <w:color w:val="1F6FB8"/>
+          <w:sz w:val="24"/>
+        </w:rPr>
+        <w:t>8. Seguridad avanzada</w:t>
+      </w:r>
+    </w:p>
+    <w:p>
+      <w:pPr>
+        <w:spacing w:after="80"/>
+      </w:pPr>
+      <w:r>
+        <w:rPr>
+          <w:rFonts w:ascii="Calibri" w:hAnsi="Calibri"/>
+          <w:b w:val="0"/>
+          <w:i w:val="0"/>
+          <w:color w:val="333333"/>
+          <w:sz w:val="20"/>
+        </w:rPr>
+        <w:t>Tabla 2. Mecanismos avanzados de seguridad implementados.</w:t>
+      </w:r>
+    </w:p>
+    <w:tbl>
+      <w:tblPr>
+        <w:tblStyle w:val="TableGrid"/>
+        <w:tblW w:type="auto" w:w="0"/>
+        <w:jc w:val="left"/>
+        <w:tblLook w:firstColumn="1" w:firstRow="1" w:lastColumn="0" w:lastRow="0" w:noHBand="0" w:noVBand="1" w:val="04A0"/>
+      </w:tblPr>
+      <w:tblGrid>
+        <w:gridCol w:w="4561"/>
+        <w:gridCol w:w="4561"/>
+      </w:tblGrid>
+      <w:tr>
+        <w:tc>
+          <w:tcPr>
+            <w:tcW w:type="dxa" w:w="3402"/>
+            <w:shd w:fill="1D293D"/>
+          </w:tcPr>
+          <w:p>
+            <w:r>
+              <w:rPr>
+                <w:rFonts w:ascii="Calibri" w:hAnsi="Calibri"/>
+                <w:b/>
+                <w:i w:val="0"/>
+                <w:color w:val="FFFFFF"/>
+                <w:sz w:val="18"/>
+              </w:rPr>
+              <w:t>Mecanismo</w:t>
+            </w:r>
+          </w:p>
+        </w:tc>
+        <w:tc>
+          <w:tcPr>
+            <w:tcW w:type="dxa" w:w="6236"/>
+            <w:shd w:fill="1D293D"/>
+          </w:tcPr>
+          <w:p>
+            <w:r>
+              <w:rPr>
+                <w:rFonts w:ascii="Calibri" w:hAnsi="Calibri"/>
+                <w:b/>
+                <w:i w:val="0"/>
                 <w:color w:val="FFFFFF"/>
                 <w:sz w:val="18"/>
               </w:rPr>
@@ -421,611 +1366,37 @@
       <w:tr>
         <w:tc>
           <w:tcPr>
-            <w:tcW w:type="dxa" w:w="2268"/>
-            <w:shd w:val="clear" w:color="auto" w:fill="EEF2F7"/>
+            <w:tcW w:type="dxa" w:w="3402"/>
+            <w:shd w:fill="F2F6FB"/>
           </w:tcPr>
           <w:p>
             <w:r>
               <w:rPr>
+                <w:rFonts w:ascii="Calibri" w:hAnsi="Calibri"/>
+                <w:b w:val="0"/>
+                <w:i w:val="0"/>
+                <w:color w:val="333333"/>
                 <w:sz w:val="18"/>
               </w:rPr>
-              <w:t>useAuth</w:t>
+              <w:t>Rate Limiting</w:t>
             </w:r>
           </w:p>
         </w:tc>
         <w:tc>
           <w:tcPr>
-            <w:tcW w:type="dxa" w:w="2835"/>
-            <w:shd w:val="clear" w:color="auto" w:fill="EEF2F7"/>
+            <w:tcW w:type="dxa" w:w="6236"/>
+            <w:shd w:fill="F2F6FB"/>
           </w:tcPr>
           <w:p>
             <w:r>
               <w:rPr>
+                <w:rFonts w:ascii="Calibri" w:hAnsi="Calibri"/>
+                <w:b w:val="0"/>
+                <w:i w:val="0"/>
+                <w:color w:val="333333"/>
                 <w:sz w:val="18"/>
               </w:rPr>
-              <w:t>hooks/useAuth.jsx</w:t>
-            </w:r>
-          </w:p>
-        </w:tc>
-        <w:tc>
-          <w:tcPr>
-            <w:tcW w:type="dxa" w:w="3969"/>
-            <w:shd w:val="clear" w:color="auto" w:fill="EEF2F7"/>
-          </w:tcPr>
-          <w:p>
-            <w:r>
-              <w:rPr>
-                <w:sz w:val="18"/>
-              </w:rPr>
-              <w:t>Permisos del usuario, isAdmin(), permissionService</w:t>
-            </w:r>
-          </w:p>
-        </w:tc>
-      </w:tr>
-      <w:tr>
-        <w:tc>
-          <w:tcPr>
-            <w:tcW w:type="dxa" w:w="2268"/>
-            <w:shd w:val="clear" w:color="auto" w:fill="FFFFFF"/>
-          </w:tcPr>
-          <w:p>
-            <w:r>
-              <w:rPr>
-                <w:sz w:val="18"/>
-              </w:rPr>
-              <w:t>useEquipment</w:t>
-            </w:r>
-          </w:p>
-        </w:tc>
-        <w:tc>
-          <w:tcPr>
-            <w:tcW w:type="dxa" w:w="2835"/>
-            <w:shd w:val="clear" w:color="auto" w:fill="FFFFFF"/>
-          </w:tcPr>
-          <w:p>
-            <w:r>
-              <w:rPr>
-                <w:sz w:val="18"/>
-              </w:rPr>
-              <w:t>hooks/useEquipment.js</w:t>
-            </w:r>
-          </w:p>
-        </w:tc>
-        <w:tc>
-          <w:tcPr>
-            <w:tcW w:type="dxa" w:w="3969"/>
-            <w:shd w:val="clear" w:color="auto" w:fill="FFFFFF"/>
-          </w:tcPr>
-          <w:p>
-            <w:r>
-              <w:rPr>
-                <w:sz w:val="18"/>
-              </w:rPr>
-              <w:t>CRUD de equipos, paginación, filtros</w:t>
-            </w:r>
-          </w:p>
-        </w:tc>
-      </w:tr>
-      <w:tr>
-        <w:tc>
-          <w:tcPr>
-            <w:tcW w:type="dxa" w:w="2268"/>
-            <w:shd w:val="clear" w:color="auto" w:fill="EEF2F7"/>
-          </w:tcPr>
-          <w:p>
-            <w:r>
-              <w:rPr>
-                <w:sz w:val="18"/>
-              </w:rPr>
-              <w:t>useIdleTimeout</w:t>
-            </w:r>
-          </w:p>
-        </w:tc>
-        <w:tc>
-          <w:tcPr>
-            <w:tcW w:type="dxa" w:w="2835"/>
-            <w:shd w:val="clear" w:color="auto" w:fill="EEF2F7"/>
-          </w:tcPr>
-          <w:p>
-            <w:r>
-              <w:rPr>
-                <w:sz w:val="18"/>
-              </w:rPr>
-              <w:t>hooks/useIdleTimeout.js</w:t>
-            </w:r>
-          </w:p>
-        </w:tc>
-        <w:tc>
-          <w:tcPr>
-            <w:tcW w:type="dxa" w:w="3969"/>
-            <w:shd w:val="clear" w:color="auto" w:fill="EEF2F7"/>
-          </w:tcPr>
-          <w:p>
-            <w:r>
-              <w:rPr>
-                <w:sz w:val="18"/>
-              </w:rPr>
-              <w:t>Detecta inactividad (30 min) y dispara logout</w:t>
-            </w:r>
-          </w:p>
-        </w:tc>
-      </w:tr>
-      <w:tr>
-        <w:tc>
-          <w:tcPr>
-            <w:tcW w:type="dxa" w:w="2268"/>
-            <w:shd w:val="clear" w:color="auto" w:fill="FFFFFF"/>
-          </w:tcPr>
-          <w:p>
-            <w:r>
-              <w:rPr>
-                <w:sz w:val="18"/>
-              </w:rPr>
-              <w:t>useSedes</w:t>
-            </w:r>
-          </w:p>
-        </w:tc>
-        <w:tc>
-          <w:tcPr>
-            <w:tcW w:type="dxa" w:w="2835"/>
-            <w:shd w:val="clear" w:color="auto" w:fill="FFFFFF"/>
-          </w:tcPr>
-          <w:p>
-            <w:r>
-              <w:rPr>
-                <w:sz w:val="18"/>
-              </w:rPr>
-              <w:t>hooks/useRoles.js</w:t>
-            </w:r>
-          </w:p>
-        </w:tc>
-        <w:tc>
-          <w:tcPr>
-            <w:tcW w:type="dxa" w:w="3969"/>
-            <w:shd w:val="clear" w:color="auto" w:fill="FFFFFF"/>
-          </w:tcPr>
-          <w:p>
-            <w:r>
-              <w:rPr>
-                <w:sz w:val="18"/>
-              </w:rPr>
-              <w:t>Carga sedes desde la API</w:t>
-            </w:r>
-          </w:p>
-        </w:tc>
-      </w:tr>
-    </w:tbl>
-    <w:p/>
-    <w:p>
-      <w:pPr>
-        <w:pStyle w:val="Heading1"/>
-      </w:pPr>
-      <w:r>
-        <w:rPr>
-          <w:color w:val="1D6FBF"/>
-        </w:rPr>
-        <w:t>3. Servicio HTTP (httpService.js)</w:t>
-      </w:r>
-    </w:p>
-    <w:p>
-      <w:pPr>
-        <w:pStyle w:val="ListBullet"/>
-      </w:pPr>
-      <w:r>
-        <w:rPr>
-          <w:sz w:val="20"/>
-        </w:rPr>
-        <w:t>Instancia de Axios con Base URL desde VITE_API_BASE_URL</w:t>
-      </w:r>
-    </w:p>
-    <w:p>
-      <w:pPr>
-        <w:pStyle w:val="ListBullet"/>
-      </w:pPr>
-      <w:r>
-        <w:rPr>
-          <w:sz w:val="20"/>
-        </w:rPr>
-        <w:t>Interceptor de REQUEST: inyecta Authorization: Bearer &lt;token&gt; en cada petición</w:t>
-      </w:r>
-    </w:p>
-    <w:p>
-      <w:pPr>
-        <w:pStyle w:val="ListBullet"/>
-      </w:pPr>
-      <w:r>
-        <w:rPr>
-          <w:sz w:val="20"/>
-        </w:rPr>
-        <w:t>Interceptor de RESPONSE: maneja errores 401 (redirige a login), 403, 422, 500</w:t>
-      </w:r>
-    </w:p>
-    <w:p>
-      <w:pPr>
-        <w:pStyle w:val="ListBullet"/>
-      </w:pPr>
-      <w:r>
-        <w:rPr>
-          <w:sz w:val="20"/>
-        </w:rPr>
-        <w:t>Timeout configurable (default 30 segundos)</w:t>
-      </w:r>
-    </w:p>
-    <w:p/>
-    <w:p>
-      <w:pPr>
-        <w:pStyle w:val="Heading1"/>
-      </w:pPr>
-      <w:r>
-        <w:rPr>
-          <w:color w:val="1D6FBF"/>
-        </w:rPr>
-        <w:t>4. Sistema de Permisos — Detalle Técnico</w:t>
-      </w:r>
-    </w:p>
-    <w:p>
-      <w:pPr>
-        <w:pStyle w:val="Heading2"/>
-      </w:pPr>
-      <w:r>
-        <w:rPr>
-          <w:color w:val="1D293D"/>
-        </w:rPr>
-        <w:t>Backend</w:t>
-      </w:r>
-    </w:p>
-    <w:p>
-      <w:r>
-        <w:t>El sistema usa dos capas de autorización:</w:t>
-        <w:br/>
-        <w:t>• Capa 1 — rol_id en users: control de rutas y menús.</w:t>
-        <w:br/>
-        <w:t>• Capa 2 — tabla permisos: CRUD granular por módulo.</w:t>
-      </w:r>
-    </w:p>
-    <w:p>
-      <w:pPr>
-        <w:pStyle w:val="Heading2"/>
-      </w:pPr>
-      <w:r>
-        <w:rPr>
-          <w:color w:val="1D293D"/>
-        </w:rPr>
-        <w:t>Módulos con permisos granulares</w:t>
-      </w:r>
-    </w:p>
-    <w:p>
-      <w:pPr>
-        <w:pStyle w:val="ListBullet"/>
-      </w:pPr>
-      <w:r>
-        <w:rPr>
-          <w:sz w:val="18"/>
-        </w:rPr>
-        <w:t>dashboard</w:t>
-      </w:r>
-    </w:p>
-    <w:p>
-      <w:pPr>
-        <w:pStyle w:val="ListBullet"/>
-      </w:pPr>
-      <w:r>
-        <w:rPr>
-          <w:sz w:val="18"/>
-        </w:rPr>
-        <w:t>equipos</w:t>
-      </w:r>
-    </w:p>
-    <w:p>
-      <w:pPr>
-        <w:pStyle w:val="ListBullet"/>
-      </w:pPr>
-      <w:r>
-        <w:rPr>
-          <w:sz w:val="18"/>
-        </w:rPr>
-        <w:t>equipos-industriales</w:t>
-      </w:r>
-    </w:p>
-    <w:p>
-      <w:pPr>
-        <w:pStyle w:val="ListBullet"/>
-      </w:pPr>
-      <w:r>
-        <w:rPr>
-          <w:sz w:val="18"/>
-        </w:rPr>
-        <w:t>planes-mantenimiento</w:t>
-      </w:r>
-    </w:p>
-    <w:p>
-      <w:pPr>
-        <w:pStyle w:val="ListBullet"/>
-      </w:pPr>
-      <w:r>
-        <w:rPr>
-          <w:sz w:val="18"/>
-        </w:rPr>
-        <w:t>correctivos</w:t>
-      </w:r>
-    </w:p>
-    <w:p>
-      <w:pPr>
-        <w:pStyle w:val="ListBullet"/>
-      </w:pPr>
-      <w:r>
-        <w:rPr>
-          <w:sz w:val="18"/>
-        </w:rPr>
-        <w:t>tickets propios</w:t>
-      </w:r>
-    </w:p>
-    <w:p>
-      <w:pPr>
-        <w:pStyle w:val="ListBullet"/>
-      </w:pPr>
-      <w:r>
-        <w:rPr>
-          <w:sz w:val="18"/>
-        </w:rPr>
-        <w:t>tickets cerrados</w:t>
-      </w:r>
-    </w:p>
-    <w:p>
-      <w:pPr>
-        <w:pStyle w:val="ListBullet"/>
-      </w:pPr>
-      <w:r>
-        <w:rPr>
-          <w:sz w:val="18"/>
-        </w:rPr>
-        <w:t>ordenes</w:t>
-      </w:r>
-    </w:p>
-    <w:p>
-      <w:pPr>
-        <w:pStyle w:val="ListBullet"/>
-      </w:pPr>
-      <w:r>
-        <w:rPr>
-          <w:sz w:val="18"/>
-        </w:rPr>
-        <w:t>repuestos</w:t>
-      </w:r>
-    </w:p>
-    <w:p>
-      <w:pPr>
-        <w:pStyle w:val="ListBullet"/>
-      </w:pPr>
-      <w:r>
-        <w:rPr>
-          <w:sz w:val="18"/>
-        </w:rPr>
-        <w:t>capacitaciones</w:t>
-      </w:r>
-    </w:p>
-    <w:p>
-      <w:pPr>
-        <w:pStyle w:val="ListBullet"/>
-      </w:pPr>
-      <w:r>
-        <w:rPr>
-          <w:sz w:val="18"/>
-        </w:rPr>
-        <w:t>manuales</w:t>
-      </w:r>
-    </w:p>
-    <w:p>
-      <w:pPr>
-        <w:pStyle w:val="ListBullet"/>
-      </w:pPr>
-      <w:r>
-        <w:rPr>
-          <w:sz w:val="18"/>
-        </w:rPr>
-        <w:t>guias-rapidas</w:t>
-      </w:r>
-    </w:p>
-    <w:p>
-      <w:pPr>
-        <w:pStyle w:val="ListBullet"/>
-      </w:pPr>
-      <w:r>
-        <w:rPr>
-          <w:sz w:val="18"/>
-        </w:rPr>
-        <w:t>config-servicios</w:t>
-      </w:r>
-    </w:p>
-    <w:p>
-      <w:pPr>
-        <w:pStyle w:val="ListBullet"/>
-      </w:pPr>
-      <w:r>
-        <w:rPr>
-          <w:sz w:val="18"/>
-        </w:rPr>
-        <w:t>config-areas</w:t>
-      </w:r>
-    </w:p>
-    <w:p>
-      <w:pPr>
-        <w:pStyle w:val="ListBullet"/>
-      </w:pPr>
-      <w:r>
-        <w:rPr>
-          <w:sz w:val="18"/>
-        </w:rPr>
-        <w:t>config-materiales</w:t>
-      </w:r>
-    </w:p>
-    <w:p/>
-    <w:p>
-      <w:pPr>
-        <w:pStyle w:val="Heading2"/>
-      </w:pPr>
-      <w:r>
-        <w:rPr>
-          <w:color w:val="1D293D"/>
-        </w:rPr>
-        <w:t>Frontend — PermissionWrapper</w:t>
-      </w:r>
-    </w:p>
-    <w:p>
-      <w:r>
-        <w:t>PermissionWrapper oculta elementos de UI si el usuario no tiene el permiso requerido. Ejemplo: botón 'Agregar Equipo' solo visible si canInsert('equipos') == true.</w:t>
-      </w:r>
-    </w:p>
-    <w:p/>
-    <w:p>
-      <w:pPr>
-        <w:pStyle w:val="Heading1"/>
-      </w:pPr>
-      <w:r>
-        <w:rPr>
-          <w:color w:val="1D6FBF"/>
-        </w:rPr>
-        <w:t>5. Módulo de Equipos — Flujo Técnico</w:t>
-      </w:r>
-    </w:p>
-    <w:p>
-      <w:r>
-        <w:rPr>
-          <w:sz w:val="20"/>
-        </w:rPr>
-        <w:t>1. MedicalDevicesView.jsx monta</w:t>
-      </w:r>
-    </w:p>
-    <w:p>
-      <w:r>
-        <w:rPr>
-          <w:sz w:val="20"/>
-        </w:rPr>
-        <w:t>2. useEquipment hook hace GET /equipos?tipo=biomedico&amp;page=1</w:t>
-      </w:r>
-    </w:p>
-    <w:p>
-      <w:r>
-        <w:rPr>
-          <w:sz w:val="20"/>
-        </w:rPr>
-        <w:t>3. Lista paginada renderizada con cards/tabla</w:t>
-      </w:r>
-    </w:p>
-    <w:p>
-      <w:r>
-        <w:rPr>
-          <w:sz w:val="20"/>
-        </w:rPr>
-        <w:t>4. Al hover sobre una card → prefetch de detalles (GET /equipos/{id})</w:t>
-      </w:r>
-    </w:p>
-    <w:p>
-      <w:r>
-        <w:rPr>
-          <w:sz w:val="20"/>
-        </w:rPr>
-        <w:t>5. Al abrir modal de edición → prefetchDropdownOptions() carga catálogos en caché</w:t>
-      </w:r>
-    </w:p>
-    <w:p/>
-    <w:p>
-      <w:pPr>
-        <w:pStyle w:val="Heading1"/>
-      </w:pPr>
-      <w:r>
-        <w:rPr>
-          <w:color w:val="1D6FBF"/>
-        </w:rPr>
-        <w:t>6. Regla Importante: Valores en Select</w:t>
-      </w:r>
-    </w:p>
-    <w:tbl>
-      <w:tblPr>
-        <w:tblW w:type="auto" w:w="0"/>
-        <w:tblLook w:firstColumn="1" w:firstRow="1" w:lastColumn="0" w:lastRow="0" w:noHBand="0" w:noVBand="1" w:val="04A0"/>
-      </w:tblPr>
-      <w:tblGrid>
-        <w:gridCol w:w="8640"/>
-      </w:tblGrid>
-      <w:tr>
-        <w:tc>
-          <w:tcPr>
-            <w:tcW w:type="dxa" w:w="8640"/>
-            <w:shd w:val="clear" w:color="auto" w:fill="FFF3CD"/>
-          </w:tcPr>
-          <w:p>
-            <w:r>
-              <w:rPr>
-                <w:i/>
-                <w:sz w:val="18"/>
-              </w:rPr>
-              <w:t>⚠  Los SelectItem de formularios deben usar value={pg.id.toString()} (no pg.name), porque la base de datos almacena el ID numérico del catálogo, no el texto descriptivo.</w:t>
-            </w:r>
-          </w:p>
-        </w:tc>
-      </w:tr>
-    </w:tbl>
-    <w:p/>
-    <w:p/>
-    <w:p>
-      <w:pPr>
-        <w:pStyle w:val="Heading1"/>
-      </w:pPr>
-      <w:r>
-        <w:rPr>
-          <w:color w:val="1D6FBF"/>
-        </w:rPr>
-        <w:t>7. Renderizado de Descripciones HTML</w:t>
-      </w:r>
-    </w:p>
-    <w:tbl>
-      <w:tblPr>
-        <w:tblStyle w:val="TableGrid"/>
-        <w:tblW w:type="auto" w:w="0"/>
-        <w:jc w:val="left"/>
-        <w:tblLook w:firstColumn="1" w:firstRow="1" w:lastColumn="0" w:lastRow="0" w:noHBand="0" w:noVBand="1" w:val="04A0"/>
-      </w:tblPr>
-      <w:tblGrid>
-        <w:gridCol w:w="4320"/>
-        <w:gridCol w:w="4320"/>
-      </w:tblGrid>
-      <w:tr>
-        <w:tc>
-          <w:tcPr>
-            <w:tcW w:type="dxa" w:w="3402"/>
-            <w:shd w:val="clear" w:color="auto" w:fill="1D293D"/>
-          </w:tcPr>
-          <w:p>
-            <w:pPr>
-              <w:jc w:val="center"/>
-            </w:pPr>
-            <w:r>
-              <w:rPr>
-                <w:b/>
-                <w:color w:val="FFFFFF"/>
-                <w:sz w:val="18"/>
-              </w:rPr>
-              <w:t>Contexto</w:t>
-            </w:r>
-          </w:p>
-        </w:tc>
-        <w:tc>
-          <w:tcPr>
-            <w:tcW w:type="dxa" w:w="5669"/>
-            <w:shd w:val="clear" w:color="auto" w:fill="1D293D"/>
-          </w:tcPr>
-          <w:p>
-            <w:pPr>
-              <w:jc w:val="center"/>
-            </w:pPr>
-            <w:r>
-              <w:rPr>
-                <w:b/>
-                <w:color w:val="FFFFFF"/>
-                <w:sz w:val="18"/>
-              </w:rPr>
-              <w:t>Técnica</w:t>
+              <w:t>Máximo 60 peticiones por minuto por IP.</w:t>
             </w:r>
           </w:p>
         </w:tc>
@@ -1034,28 +1405,36 @@
         <w:tc>
           <w:tcPr>
             <w:tcW w:type="dxa" w:w="3402"/>
-            <w:shd w:val="clear" w:color="auto" w:fill="EEF2F7"/>
+            <w:shd w:fill="FFFFFF"/>
           </w:tcPr>
           <w:p>
             <w:r>
               <w:rPr>
+                <w:rFonts w:ascii="Calibri" w:hAnsi="Calibri"/>
+                <w:b w:val="0"/>
+                <w:i w:val="0"/>
+                <w:color w:val="333333"/>
                 <w:sz w:val="18"/>
               </w:rPr>
-              <w:t>Vista React (ticket cards / tabla)</w:t>
+              <w:t>CORS por dominio</w:t>
             </w:r>
           </w:p>
         </w:tc>
         <w:tc>
           <w:tcPr>
-            <w:tcW w:type="dxa" w:w="5669"/>
-            <w:shd w:val="clear" w:color="auto" w:fill="EEF2F7"/>
+            <w:tcW w:type="dxa" w:w="6236"/>
+            <w:shd w:fill="FFFFFF"/>
           </w:tcPr>
           <w:p>
             <w:r>
               <w:rPr>
+                <w:rFonts w:ascii="Calibri" w:hAnsi="Calibri"/>
+                <w:b w:val="0"/>
+                <w:i w:val="0"/>
+                <w:color w:val="333333"/>
                 <w:sz w:val="18"/>
               </w:rPr>
-              <w:t>dangerouslySetInnerHTML={{ __html: ticket.descripcion }}</w:t>
+              <w:t>Solo HUV y localhost (desarrollo) tienen acceso.</w:t>
             </w:r>
           </w:p>
         </w:tc>
@@ -1064,140 +1443,36 @@
         <w:tc>
           <w:tcPr>
             <w:tcW w:type="dxa" w:w="3402"/>
-            <w:shd w:val="clear" w:color="auto" w:fill="FFFFFF"/>
+            <w:shd w:fill="F2F6FB"/>
           </w:tcPr>
           <w:p>
             <w:r>
               <w:rPr>
+                <w:rFonts w:ascii="Calibri" w:hAnsi="Calibri"/>
+                <w:b w:val="0"/>
+                <w:i w:val="0"/>
+                <w:color w:val="333333"/>
                 <w:sz w:val="18"/>
               </w:rPr>
-              <w:t>PDF @react-pdf/renderer</w:t>
+              <w:t>Validación strict de tipos</w:t>
             </w:r>
           </w:p>
         </w:tc>
         <w:tc>
           <w:tcPr>
-            <w:tcW w:type="dxa" w:w="5669"/>
-            <w:shd w:val="clear" w:color="auto" w:fill="FFFFFF"/>
+            <w:tcW w:type="dxa" w:w="6236"/>
+            <w:shd w:fill="F2F6FB"/>
           </w:tcPr>
           <w:p>
             <w:r>
               <w:rPr>
+                <w:rFonts w:ascii="Calibri" w:hAnsi="Calibri"/>
+                <w:b w:val="0"/>
+                <w:i w:val="0"/>
+                <w:color w:val="333333"/>
                 <w:sz w:val="18"/>
               </w:rPr>
-              <w:t>stripHtml(html) — eliminar etiquetas antes de renderizar</w:t>
-            </w:r>
-          </w:p>
-        </w:tc>
-      </w:tr>
-    </w:tbl>
-    <w:p/>
-    <w:tbl>
-      <w:tblPr>
-        <w:tblW w:type="auto" w:w="0"/>
-        <w:tblLook w:firstColumn="1" w:firstRow="1" w:lastColumn="0" w:lastRow="0" w:noHBand="0" w:noVBand="1" w:val="04A0"/>
-      </w:tblPr>
-      <w:tblGrid>
-        <w:gridCol w:w="8640"/>
-      </w:tblGrid>
-      <w:tr>
-        <w:tc>
-          <w:tcPr>
-            <w:tcW w:type="dxa" w:w="8640"/>
-            <w:shd w:val="clear" w:color="auto" w:fill="F8D7DA"/>
-          </w:tcPr>
-          <w:p>
-            <w:r>
-              <w:rPr>
-                <w:i/>
-                <w:sz w:val="18"/>
-              </w:rPr>
-              <w:t>⚠  @react-pdf/renderer NO soporta HTML. Siempre usar stripHtml() antes de incluir texto en PDFs.</w:t>
-            </w:r>
-          </w:p>
-        </w:tc>
-      </w:tr>
-    </w:tbl>
-    <w:p/>
-    <w:p/>
-    <w:p>
-      <w:pPr>
-        <w:pStyle w:val="Heading1"/>
-      </w:pPr>
-      <w:r>
-        <w:rPr>
-          <w:color w:val="1D6FBF"/>
-        </w:rPr>
-        <w:t>8. Dashboard — Fuentes de Datos</w:t>
-      </w:r>
-    </w:p>
-    <w:tbl>
-      <w:tblPr>
-        <w:tblStyle w:val="TableGrid"/>
-        <w:tblW w:type="auto" w:w="0"/>
-        <w:jc w:val="left"/>
-        <w:tblLook w:firstColumn="1" w:firstRow="1" w:lastColumn="0" w:lastRow="0" w:noHBand="0" w:noVBand="1" w:val="04A0"/>
-      </w:tblPr>
-      <w:tblGrid>
-        <w:gridCol w:w="2880"/>
-        <w:gridCol w:w="2880"/>
-        <w:gridCol w:w="2880"/>
-      </w:tblGrid>
-      <w:tr>
-        <w:tc>
-          <w:tcPr>
-            <w:tcW w:type="dxa" w:w="2268"/>
-            <w:shd w:val="clear" w:color="auto" w:fill="1D293D"/>
-          </w:tcPr>
-          <w:p>
-            <w:pPr>
-              <w:jc w:val="center"/>
-            </w:pPr>
-            <w:r>
-              <w:rPr>
-                <w:b/>
-                <w:color w:val="FFFFFF"/>
-                <w:sz w:val="18"/>
-              </w:rPr>
-              <w:t>Tab</w:t>
-            </w:r>
-          </w:p>
-        </w:tc>
-        <w:tc>
-          <w:tcPr>
-            <w:tcW w:type="dxa" w:w="3969"/>
-            <w:shd w:val="clear" w:color="auto" w:fill="1D293D"/>
-          </w:tcPr>
-          <w:p>
-            <w:pPr>
-              <w:jc w:val="center"/>
-            </w:pPr>
-            <w:r>
-              <w:rPr>
-                <w:b/>
-                <w:color w:val="FFFFFF"/>
-                <w:sz w:val="18"/>
-              </w:rPr>
-              <w:t>Endpoint</w:t>
-            </w:r>
-          </w:p>
-        </w:tc>
-        <w:tc>
-          <w:tcPr>
-            <w:tcW w:type="dxa" w:w="2835"/>
-            <w:shd w:val="clear" w:color="auto" w:fill="1D293D"/>
-          </w:tcPr>
-          <w:p>
-            <w:pPr>
-              <w:jc w:val="center"/>
-            </w:pPr>
-            <w:r>
-              <w:rPr>
-                <w:b/>
-                <w:color w:val="FFFFFF"/>
-                <w:sz w:val="18"/>
-              </w:rPr>
-              <w:t>Descripción</w:t>
+              <w:t>Todas las peticiones tienen validación con FormRequest.</w:t>
             </w:r>
           </w:p>
         </w:tc>
@@ -1205,43 +1480,37 @@
       <w:tr>
         <w:tc>
           <w:tcPr>
-            <w:tcW w:type="dxa" w:w="2268"/>
-            <w:shd w:val="clear" w:color="auto" w:fill="EEF2F7"/>
+            <w:tcW w:type="dxa" w:w="3402"/>
+            <w:shd w:fill="FFFFFF"/>
           </w:tcPr>
           <w:p>
             <w:r>
               <w:rPr>
+                <w:rFonts w:ascii="Calibri" w:hAnsi="Calibri"/>
+                <w:b w:val="0"/>
+                <w:i w:val="0"/>
+                <w:color w:val="333333"/>
                 <w:sz w:val="18"/>
               </w:rPr>
-              <w:t>Resumen (KPIs)</w:t>
+              <w:t>Encriptación de contraseña</w:t>
             </w:r>
           </w:p>
         </w:tc>
         <w:tc>
           <w:tcPr>
-            <w:tcW w:type="dxa" w:w="3969"/>
-            <w:shd w:val="clear" w:color="auto" w:fill="EEF2F7"/>
+            <w:tcW w:type="dxa" w:w="6236"/>
+            <w:shd w:fill="FFFFFF"/>
           </w:tcPr>
           <w:p>
             <w:r>
               <w:rPr>
+                <w:rFonts w:ascii="Calibri" w:hAnsi="Calibri"/>
+                <w:b w:val="0"/>
+                <w:i w:val="0"/>
+                <w:color w:val="333333"/>
                 <w:sz w:val="18"/>
               </w:rPr>
-              <w:t>GET /equipos/medical-devices-complete</w:t>
-            </w:r>
-          </w:p>
-        </w:tc>
-        <w:tc>
-          <w:tcPr>
-            <w:tcW w:type="dxa" w:w="2835"/>
-            <w:shd w:val="clear" w:color="auto" w:fill="EEF2F7"/>
-          </w:tcPr>
-          <w:p>
-            <w:r>
-              <w:rPr>
-                <w:sz w:val="18"/>
-              </w:rPr>
-              <w:t>Totales y métricas globales</w:t>
+              <w:t>Bcrypt con 12 rondas (muy resistente a ataques).</w:t>
             </w:r>
           </w:p>
         </w:tc>
@@ -1249,43 +1518,37 @@
       <w:tr>
         <w:tc>
           <w:tcPr>
-            <w:tcW w:type="dxa" w:w="2268"/>
-            <w:shd w:val="clear" w:color="auto" w:fill="FFFFFF"/>
+            <w:tcW w:type="dxa" w:w="3402"/>
+            <w:shd w:fill="F2F6FB"/>
           </w:tcPr>
           <w:p>
             <w:r>
               <w:rPr>
+                <w:rFonts w:ascii="Calibri" w:hAnsi="Calibri"/>
+                <w:b w:val="0"/>
+                <w:i w:val="0"/>
+                <w:color w:val="333333"/>
                 <w:sz w:val="18"/>
               </w:rPr>
-              <w:t>Correctivos</w:t>
+              <w:t>Timeout de sesión</w:t>
             </w:r>
           </w:p>
         </w:tc>
         <w:tc>
           <w:tcPr>
-            <w:tcW w:type="dxa" w:w="3969"/>
-            <w:shd w:val="clear" w:color="auto" w:fill="FFFFFF"/>
+            <w:tcW w:type="dxa" w:w="6236"/>
+            <w:shd w:fill="F2F6FB"/>
           </w:tcPr>
           <w:p>
             <w:r>
               <w:rPr>
+                <w:rFonts w:ascii="Calibri" w:hAnsi="Calibri"/>
+                <w:b w:val="0"/>
+                <w:i w:val="0"/>
+                <w:color w:val="333333"/>
                 <w:sz w:val="18"/>
               </w:rPr>
-              <w:t>GET /correctivos-generales</w:t>
-            </w:r>
-          </w:p>
-        </w:tc>
-        <w:tc>
-          <w:tcPr>
-            <w:tcW w:type="dxa" w:w="2835"/>
-            <w:shd w:val="clear" w:color="auto" w:fill="FFFFFF"/>
-          </w:tcPr>
-          <w:p>
-            <w:r>
-              <w:rPr>
-                <w:sz w:val="18"/>
-              </w:rPr>
-              <w:t>Tickets por estado y tipo</w:t>
+              <w:t>Logout automático después de 30 minutos de inactividad.</w:t>
             </w:r>
           </w:p>
         </w:tc>
@@ -1293,543 +1556,46 @@
       <w:tr>
         <w:tc>
           <w:tcPr>
-            <w:tcW w:type="dxa" w:w="2268"/>
-            <w:shd w:val="clear" w:color="auto" w:fill="EEF2F7"/>
+            <w:tcW w:type="dxa" w:w="3402"/>
+            <w:shd w:fill="FFFFFF"/>
           </w:tcPr>
           <w:p>
             <w:r>
               <w:rPr>
+                <w:rFonts w:ascii="Calibri" w:hAnsi="Calibri"/>
+                <w:b w:val="0"/>
+                <w:i w:val="0"/>
+                <w:color w:val="333333"/>
                 <w:sz w:val="18"/>
               </w:rPr>
-              <w:t>Preventivos</w:t>
+              <w:t>Auditoría de cambios</w:t>
             </w:r>
           </w:p>
         </w:tc>
         <w:tc>
           <w:tcPr>
-            <w:tcW w:type="dxa" w:w="3969"/>
-            <w:shd w:val="clear" w:color="auto" w:fill="EEF2F7"/>
+            <w:tcW w:type="dxa" w:w="6236"/>
+            <w:shd w:fill="FFFFFF"/>
           </w:tcPr>
           <w:p>
             <w:r>
               <w:rPr>
+                <w:rFonts w:ascii="Calibri" w:hAnsi="Calibri"/>
+                <w:b w:val="0"/>
+                <w:i w:val="0"/>
+                <w:color w:val="333333"/>
                 <w:sz w:val="18"/>
               </w:rPr>
-              <w:t>GET /planes-mantenimientos</w:t>
-            </w:r>
-          </w:p>
-        </w:tc>
-        <w:tc>
-          <w:tcPr>
-            <w:tcW w:type="dxa" w:w="2835"/>
-            <w:shd w:val="clear" w:color="auto" w:fill="EEF2F7"/>
-          </w:tcPr>
-          <w:p>
-            <w:r>
-              <w:rPr>
-                <w:sz w:val="18"/>
-              </w:rPr>
-              <w:t>Cumplimiento del plan anual</w:t>
-            </w:r>
-          </w:p>
-        </w:tc>
-      </w:tr>
-      <w:tr>
-        <w:tc>
-          <w:tcPr>
-            <w:tcW w:type="dxa" w:w="2268"/>
-            <w:shd w:val="clear" w:color="auto" w:fill="FFFFFF"/>
-          </w:tcPr>
-          <w:p>
-            <w:r>
-              <w:rPr>
-                <w:sz w:val="18"/>
-              </w:rPr>
-              <w:t>Equipos</w:t>
-            </w:r>
-          </w:p>
-        </w:tc>
-        <w:tc>
-          <w:tcPr>
-            <w:tcW w:type="dxa" w:w="3969"/>
-            <w:shd w:val="clear" w:color="auto" w:fill="FFFFFF"/>
-          </w:tcPr>
-          <w:p>
-            <w:r>
-              <w:rPr>
-                <w:sz w:val="18"/>
-              </w:rPr>
-              <w:t>GET /equipos/medical-devices-complete</w:t>
-            </w:r>
-          </w:p>
-        </w:tc>
-        <w:tc>
-          <w:tcPr>
-            <w:tcW w:type="dxa" w:w="2835"/>
-            <w:shd w:val="clear" w:color="auto" w:fill="FFFFFF"/>
-          </w:tcPr>
-          <w:p>
-            <w:r>
-              <w:rPr>
-                <w:sz w:val="18"/>
-              </w:rPr>
-              <w:t>Resumen del inventario</w:t>
+              <w:t>Tabla cambios_cronograma registra todas las modificaciones con usuario y fecha.</w:t>
             </w:r>
           </w:p>
         </w:tc>
       </w:tr>
     </w:tbl>
     <w:p/>
-    <w:p>
-      <w:pPr>
-        <w:pStyle w:val="Heading1"/>
-      </w:pPr>
-      <w:r>
-        <w:rPr>
-          <w:color w:val="1D6FBF"/>
-        </w:rPr>
-        <w:t>9. Convenciones de Código</w:t>
-      </w:r>
-    </w:p>
-    <w:p>
-      <w:pPr>
-        <w:pStyle w:val="Heading2"/>
-      </w:pPr>
-      <w:r>
-        <w:rPr>
-          <w:color w:val="1D293D"/>
-        </w:rPr>
-        <w:t>Frontend</w:t>
-      </w:r>
-    </w:p>
-    <w:p>
-      <w:pPr>
-        <w:pStyle w:val="ListBullet"/>
-      </w:pPr>
-      <w:r>
-        <w:rPr>
-          <w:sz w:val="20"/>
-        </w:rPr>
-        <w:t>Componentes: PascalCase (MedicalDevicesView.jsx)</w:t>
-      </w:r>
-    </w:p>
-    <w:p>
-      <w:pPr>
-        <w:pStyle w:val="ListBullet"/>
-      </w:pPr>
-      <w:r>
-        <w:rPr>
-          <w:sz w:val="20"/>
-        </w:rPr>
-        <w:t>Hooks: camelCase con prefijo 'use' (useEquipment.js)</w:t>
-      </w:r>
-    </w:p>
-    <w:p>
-      <w:pPr>
-        <w:pStyle w:val="ListBullet"/>
-      </w:pPr>
-      <w:r>
-        <w:rPr>
-          <w:sz w:val="20"/>
-        </w:rPr>
-        <w:t>Importaciones UI: siempre desde @/components/ui/... (alias @ = src/)</w:t>
-      </w:r>
-    </w:p>
-    <w:p>
-      <w:pPr>
-        <w:pStyle w:val="ListBullet"/>
-      </w:pPr>
-      <w:r>
-        <w:rPr>
-          <w:sz w:val="20"/>
-        </w:rPr>
-        <w:t>Estilos: solo Tailwind CSS utility classes (sin CSS modules)</w:t>
-      </w:r>
-    </w:p>
-    <w:p>
-      <w:pPr>
-        <w:pStyle w:val="ListBullet"/>
-      </w:pPr>
-      <w:r>
-        <w:rPr>
-          <w:sz w:val="20"/>
-        </w:rPr>
-        <w:t>No usar console.log en producción</w:t>
-      </w:r>
-    </w:p>
-    <w:p>
-      <w:pPr>
-        <w:pStyle w:val="Heading2"/>
-      </w:pPr>
-      <w:r>
-        <w:rPr>
-          <w:color w:val="1D293D"/>
-        </w:rPr>
-        <w:t>Backend</w:t>
-      </w:r>
-    </w:p>
-    <w:p>
-      <w:pPr>
-        <w:pStyle w:val="ListBullet"/>
-      </w:pPr>
-      <w:r>
-        <w:rPr>
-          <w:sz w:val="20"/>
-        </w:rPr>
-        <w:t>Controladores: NombreController.php en app/Http/Controllers/Api/</w:t>
-      </w:r>
-    </w:p>
-    <w:p>
-      <w:pPr>
-        <w:pStyle w:val="ListBullet"/>
-      </w:pPr>
-      <w:r>
-        <w:rPr>
-          <w:sz w:val="20"/>
-        </w:rPr>
-        <w:t>Requests: NombreRequest.php para validación de formularios</w:t>
-      </w:r>
-    </w:p>
-    <w:p>
-      <w:pPr>
-        <w:pStyle w:val="ListBullet"/>
-      </w:pPr>
-      <w:r>
-        <w:rPr>
-          <w:sz w:val="20"/>
-        </w:rPr>
-        <w:t>Queries: preferir DB::table() sobre Eloquent para tablas grandes</w:t>
-      </w:r>
-    </w:p>
-    <w:p>
-      <w:pPr>
-        <w:pStyle w:val="ListBullet"/>
-      </w:pPr>
-      <w:r>
-        <w:rPr>
-          <w:sz w:val="20"/>
-        </w:rPr>
-        <w:t>Respuestas: siempre JSON { success, data, message }</w:t>
-      </w:r>
-    </w:p>
-    <w:p>
-      <w:pPr>
-        <w:pStyle w:val="ListBullet"/>
-      </w:pPr>
-      <w:r>
-        <w:rPr>
-          <w:sz w:val="20"/>
-        </w:rPr>
-        <w:t>Logs: usar Log::info() y Log::error() en puntos críticos</w:t>
-      </w:r>
-    </w:p>
-    <w:p/>
-    <w:p>
-      <w:pPr>
-        <w:pStyle w:val="Heading1"/>
-      </w:pPr>
-      <w:r>
-        <w:rPr>
-          <w:color w:val="1D6FBF"/>
-        </w:rPr>
-        <w:t>10. Problemas Conocidos y Soluciones</w:t>
-      </w:r>
-    </w:p>
-    <w:tbl>
-      <w:tblPr>
-        <w:tblStyle w:val="TableGrid"/>
-        <w:tblW w:type="auto" w:w="0"/>
-        <w:jc w:val="left"/>
-        <w:tblLook w:firstColumn="1" w:firstRow="1" w:lastColumn="0" w:lastRow="0" w:noHBand="0" w:noVBand="1" w:val="04A0"/>
-      </w:tblPr>
-      <w:tblGrid>
-        <w:gridCol w:w="2880"/>
-        <w:gridCol w:w="2880"/>
-        <w:gridCol w:w="2880"/>
-      </w:tblGrid>
-      <w:tr>
-        <w:tc>
-          <w:tcPr>
-            <w:tcW w:type="dxa" w:w="2835"/>
-            <w:shd w:val="clear" w:color="auto" w:fill="1D293D"/>
-          </w:tcPr>
-          <w:p>
-            <w:pPr>
-              <w:jc w:val="center"/>
-            </w:pPr>
-            <w:r>
-              <w:rPr>
-                <w:b/>
-                <w:color w:val="FFFFFF"/>
-                <w:sz w:val="18"/>
-              </w:rPr>
-              <w:t>Problema</w:t>
-            </w:r>
-          </w:p>
-        </w:tc>
-        <w:tc>
-          <w:tcPr>
-            <w:tcW w:type="dxa" w:w="2835"/>
-            <w:shd w:val="clear" w:color="auto" w:fill="1D293D"/>
-          </w:tcPr>
-          <w:p>
-            <w:pPr>
-              <w:jc w:val="center"/>
-            </w:pPr>
-            <w:r>
-              <w:rPr>
-                <w:b/>
-                <w:color w:val="FFFFFF"/>
-                <w:sz w:val="18"/>
-              </w:rPr>
-              <w:t>Causa</w:t>
-            </w:r>
-          </w:p>
-        </w:tc>
-        <w:tc>
-          <w:tcPr>
-            <w:tcW w:type="dxa" w:w="3402"/>
-            <w:shd w:val="clear" w:color="auto" w:fill="1D293D"/>
-          </w:tcPr>
-          <w:p>
-            <w:pPr>
-              <w:jc w:val="center"/>
-            </w:pPr>
-            <w:r>
-              <w:rPr>
-                <w:b/>
-                <w:color w:val="FFFFFF"/>
-                <w:sz w:val="18"/>
-              </w:rPr>
-              <w:t>Solución</w:t>
-            </w:r>
-          </w:p>
-        </w:tc>
-      </w:tr>
-      <w:tr>
-        <w:tc>
-          <w:tcPr>
-            <w:tcW w:type="dxa" w:w="2835"/>
-            <w:shd w:val="clear" w:color="auto" w:fill="EEF2F7"/>
-          </w:tcPr>
-          <w:p>
-            <w:r>
-              <w:rPr>
-                <w:sz w:val="18"/>
-              </w:rPr>
-              <w:t>Select no muestra valor guardado</w:t>
-            </w:r>
-          </w:p>
-        </w:tc>
-        <w:tc>
-          <w:tcPr>
-            <w:tcW w:type="dxa" w:w="2835"/>
-            <w:shd w:val="clear" w:color="auto" w:fill="EEF2F7"/>
-          </w:tcPr>
-          <w:p>
-            <w:r>
-              <w:rPr>
-                <w:sz w:val="18"/>
-              </w:rPr>
-              <w:t>value del item no coincide con dato de BD</w:t>
-            </w:r>
-          </w:p>
-        </w:tc>
-        <w:tc>
-          <w:tcPr>
-            <w:tcW w:type="dxa" w:w="3402"/>
-            <w:shd w:val="clear" w:color="auto" w:fill="EEF2F7"/>
-          </w:tcPr>
-          <w:p>
-            <w:r>
-              <w:rPr>
-                <w:sz w:val="18"/>
-              </w:rPr>
-              <w:t>Usar pg.id.toString() como value de SelectItem</w:t>
-            </w:r>
-          </w:p>
-        </w:tc>
-      </w:tr>
-      <w:tr>
-        <w:tc>
-          <w:tcPr>
-            <w:tcW w:type="dxa" w:w="2835"/>
-            <w:shd w:val="clear" w:color="auto" w:fill="FFFFFF"/>
-          </w:tcPr>
-          <w:p>
-            <w:r>
-              <w:rPr>
-                <w:sz w:val="18"/>
-              </w:rPr>
-              <w:t>PDF con etiquetas HTML visibles</w:t>
-            </w:r>
-          </w:p>
-        </w:tc>
-        <w:tc>
-          <w:tcPr>
-            <w:tcW w:type="dxa" w:w="2835"/>
-            <w:shd w:val="clear" w:color="auto" w:fill="FFFFFF"/>
-          </w:tcPr>
-          <w:p>
-            <w:r>
-              <w:rPr>
-                <w:sz w:val="18"/>
-              </w:rPr>
-              <w:t>@react-pdf/renderer no soporta HTML</w:t>
-            </w:r>
-          </w:p>
-        </w:tc>
-        <w:tc>
-          <w:tcPr>
-            <w:tcW w:type="dxa" w:w="3402"/>
-            <w:shd w:val="clear" w:color="auto" w:fill="FFFFFF"/>
-          </w:tcPr>
-          <w:p>
-            <w:r>
-              <w:rPr>
-                <w:sz w:val="18"/>
-              </w:rPr>
-              <w:t>Usar stripHtml() antes de renderizar en PDF</w:t>
-            </w:r>
-          </w:p>
-        </w:tc>
-      </w:tr>
-      <w:tr>
-        <w:tc>
-          <w:tcPr>
-            <w:tcW w:type="dxa" w:w="2835"/>
-            <w:shd w:val="clear" w:color="auto" w:fill="EEF2F7"/>
-          </w:tcPr>
-          <w:p>
-            <w:r>
-              <w:rPr>
-                <w:sz w:val="18"/>
-              </w:rPr>
-              <w:t>Error 401 en rutas protegidas</w:t>
-            </w:r>
-          </w:p>
-        </w:tc>
-        <w:tc>
-          <w:tcPr>
-            <w:tcW w:type="dxa" w:w="2835"/>
-            <w:shd w:val="clear" w:color="auto" w:fill="EEF2F7"/>
-          </w:tcPr>
-          <w:p>
-            <w:r>
-              <w:rPr>
-                <w:sz w:val="18"/>
-              </w:rPr>
-              <w:t>Token expirado o no enviado</w:t>
-            </w:r>
-          </w:p>
-        </w:tc>
-        <w:tc>
-          <w:tcPr>
-            <w:tcW w:type="dxa" w:w="3402"/>
-            <w:shd w:val="clear" w:color="auto" w:fill="EEF2F7"/>
-          </w:tcPr>
-          <w:p>
-            <w:r>
-              <w:rPr>
-                <w:sz w:val="18"/>
-              </w:rPr>
-              <w:t>httpService.js redirige automáticamente a /login</w:t>
-            </w:r>
-          </w:p>
-        </w:tc>
-      </w:tr>
-      <w:tr>
-        <w:tc>
-          <w:tcPr>
-            <w:tcW w:type="dxa" w:w="2835"/>
-            <w:shd w:val="clear" w:color="auto" w:fill="FFFFFF"/>
-          </w:tcPr>
-          <w:p>
-            <w:r>
-              <w:rPr>
-                <w:sz w:val="18"/>
-              </w:rPr>
-              <w:t>Modal de equipo muy grande en móvil</w:t>
-            </w:r>
-          </w:p>
-        </w:tc>
-        <w:tc>
-          <w:tcPr>
-            <w:tcW w:type="dxa" w:w="2835"/>
-            <w:shd w:val="clear" w:color="auto" w:fill="FFFFFF"/>
-          </w:tcPr>
-          <w:p>
-            <w:r>
-              <w:rPr>
-                <w:sz w:val="18"/>
-              </w:rPr>
-              <w:t>Dialog con sm:max-w-lg fijo</w:t>
-            </w:r>
-          </w:p>
-        </w:tc>
-        <w:tc>
-          <w:tcPr>
-            <w:tcW w:type="dxa" w:w="3402"/>
-            <w:shd w:val="clear" w:color="auto" w:fill="FFFFFF"/>
-          </w:tcPr>
-          <w:p>
-            <w:r>
-              <w:rPr>
-                <w:sz w:val="18"/>
-              </w:rPr>
-              <w:t>Pasar className='sm:max-w-6xl' para sobreescribir</w:t>
-            </w:r>
-          </w:p>
-        </w:tc>
-      </w:tr>
-      <w:tr>
-        <w:tc>
-          <w:tcPr>
-            <w:tcW w:type="dxa" w:w="2835"/>
-            <w:shd w:val="clear" w:color="auto" w:fill="EEF2F7"/>
-          </w:tcPr>
-          <w:p>
-            <w:r>
-              <w:rPr>
-                <w:sz w:val="18"/>
-              </w:rPr>
-              <w:t>Tabla muestra solo equipos activos</w:t>
-            </w:r>
-          </w:p>
-        </w:tc>
-        <w:tc>
-          <w:tcPr>
-            <w:tcW w:type="dxa" w:w="2835"/>
-            <w:shd w:val="clear" w:color="auto" w:fill="EEF2F7"/>
-          </w:tcPr>
-          <w:p>
-            <w:r>
-              <w:rPr>
-                <w:sz w:val="18"/>
-              </w:rPr>
-              <w:t>Filtro estado_id: 1 en query</w:t>
-            </w:r>
-          </w:p>
-        </w:tc>
-        <w:tc>
-          <w:tcPr>
-            <w:tcW w:type="dxa" w:w="3402"/>
-            <w:shd w:val="clear" w:color="auto" w:fill="EEF2F7"/>
-          </w:tcPr>
-          <w:p>
-            <w:r>
-              <w:rPr>
-                <w:sz w:val="18"/>
-              </w:rPr>
-              <w:t>Remover filtro para mostrar todos los estados</w:t>
-            </w:r>
-          </w:p>
-        </w:tc>
-      </w:tr>
-    </w:tbl>
     <w:sectPr>
       <w:pgSz w:w="12240" w:h="15840"/>
-      <w:pgMar w:top="1440" w:right="1800" w:bottom="1440" w:left="1800" w:header="720" w:footer="720" w:gutter="0"/>
+      <w:pgMar w:top="1417" w:right="1417" w:bottom="1417" w:left="1701" w:header="720" w:footer="720" w:gutter="0"/>
       <w:cols w:space="720"/>
       <w:docGrid w:linePitch="360"/>
     </w:sectPr>
